--- a/문장별_해설/3부_36화_Frühlingsanfang_auf_dem_Feld_해설.docx
+++ b/문장별_해설/3부_36화_Frühlingsanfang_auf_dem_Feld_해설.docx
@@ -26,7 +26,7 @@
           <w:color w:val="595959"/>
           <w:sz w:val="20"/>
         </w:rPr>
-        <w:t>대화문 35턴 — 문장별 주요 단어 · 문법 · 표현 · 시제 해설</w:t>
+        <w:t>대화문 45턴 — 문장별 주요 단어 · 문법 · 표현 · 시제 해설</w:t>
       </w:r>
     </w:p>
     <w:p>
@@ -41,7 +41,1231 @@
           <w:i w:val="0"/>
           <w:sz w:val="22"/>
         </w:rPr>
-        <w:t>1. Jonas: Der erste warme Samstag im April. Das Tempelhofer Feld liegt weit und hell vor uns, und über der ehemaligen Landebahn steigen Drachen in den blauen Himmel.</w:t>
+        <w:t>1. Jonas: Schon am Morgen packe ich mit Milan und Sophie die Kisten ins Lastenrad: Bierbänke, Thermoskannen, ein Banner, das wir nach langer Diskussion doch zu Hause lassen.</w:t>
+      </w:r>
+    </w:p>
+    <w:p>
+      <w:pPr>
+        <w:keepNext/>
+        <w:ind w:left="340"/>
+      </w:pPr>
+      <w:r>
+        <w:rPr>
+          <w:rFonts w:ascii="Malgun Gothic" w:hAnsi="Malgun Gothic" w:cs="Malgun Gothic" w:eastAsia="Malgun Gothic"/>
+          <w:b w:val="0"/>
+          <w:i/>
+          <w:color w:val="404040"/>
+          <w:sz w:val="20"/>
+        </w:rPr>
+        <w:t>이른 아침부터 밀란, 소피와 함께 화물 자전거에 상자들을 싣는다. 맥주 벤치, 보온병, 그리고 긴 논의 끝에 결국 집에 두기로 한 현수막.</w:t>
+      </w:r>
+    </w:p>
+    <w:tbl>
+      <w:tblPr>
+        <w:tblW w:type="auto" w:w="0"/>
+        <w:tblLayout w:type="fixed"/>
+        <w:tblLook w:firstColumn="1" w:firstRow="1" w:lastColumn="0" w:lastRow="0" w:noHBand="0" w:noVBand="1" w:val="04A0"/>
+      </w:tblPr>
+      <w:tblGrid>
+        <w:gridCol w:w="4819"/>
+        <w:gridCol w:w="4819"/>
+      </w:tblGrid>
+      <w:tr>
+        <w:tc>
+          <w:tcPr>
+            <w:tcW w:type="dxa" w:w="1500"/>
+            <w:tcBorders>
+              <w:top w:val="single" w:color="BFBFBF" w:sz="4"/>
+              <w:left w:val="single" w:color="BFBFBF" w:sz="4"/>
+              <w:bottom w:val="single" w:color="BFBFBF" w:sz="4"/>
+              <w:right w:val="single" w:color="BFBFBF" w:sz="4"/>
+            </w:tcBorders>
+            <w:shd w:fill="DEEAF6" w:color="auto" w:val="clear"/>
+          </w:tcPr>
+          <w:p>
+            <w:r>
+              <w:rPr>
+                <w:rFonts w:ascii="Malgun Gothic" w:hAnsi="Malgun Gothic" w:cs="Malgun Gothic" w:eastAsia="Malgun Gothic"/>
+                <w:b/>
+                <w:i w:val="0"/>
+                <w:color w:val="1F3864"/>
+                <w:sz w:val="20"/>
+              </w:rPr>
+              <w:t>주요 단어</w:t>
+            </w:r>
+          </w:p>
+        </w:tc>
+        <w:tc>
+          <w:tcPr>
+            <w:tcW w:type="dxa" w:w="8138"/>
+            <w:tcBorders>
+              <w:top w:val="single" w:color="BFBFBF" w:sz="4"/>
+              <w:left w:val="single" w:color="BFBFBF" w:sz="4"/>
+              <w:bottom w:val="single" w:color="BFBFBF" w:sz="4"/>
+              <w:right w:val="single" w:color="BFBFBF" w:sz="4"/>
+            </w:tcBorders>
+          </w:tcPr>
+          <w:p>
+            <w:pPr>
+              <w:spacing w:after="40"/>
+            </w:pPr>
+            <w:r>
+              <w:rPr>
+                <w:rFonts w:ascii="Arial" w:hAnsi="Arial" w:cs="Arial" w:eastAsia="Malgun Gothic"/>
+                <w:b/>
+                <w:i w:val="0"/>
+                <w:sz w:val="20"/>
+              </w:rPr>
+              <w:t>das Lastenrad, -räder</w:t>
+            </w:r>
+            <w:r>
+              <w:rPr>
+                <w:rFonts w:ascii="Malgun Gothic" w:hAnsi="Malgun Gothic" w:cs="Malgun Gothic" w:eastAsia="Malgun Gothic"/>
+                <w:b w:val="0"/>
+                <w:i w:val="0"/>
+                <w:sz w:val="20"/>
+              </w:rPr>
+              <w:t xml:space="preserve">  —  화물 자전거</w:t>
+            </w:r>
+          </w:p>
+          <w:p>
+            <w:pPr>
+              <w:spacing w:after="40"/>
+            </w:pPr>
+            <w:r>
+              <w:rPr>
+                <w:rFonts w:ascii="Arial" w:hAnsi="Arial" w:cs="Arial" w:eastAsia="Malgun Gothic"/>
+                <w:b/>
+                <w:i w:val="0"/>
+                <w:sz w:val="20"/>
+              </w:rPr>
+              <w:t>das Banner, -</w:t>
+            </w:r>
+            <w:r>
+              <w:rPr>
+                <w:rFonts w:ascii="Malgun Gothic" w:hAnsi="Malgun Gothic" w:cs="Malgun Gothic" w:eastAsia="Malgun Gothic"/>
+                <w:b w:val="0"/>
+                <w:i w:val="0"/>
+                <w:sz w:val="20"/>
+              </w:rPr>
+              <w:t xml:space="preserve">  —  현수막</w:t>
+            </w:r>
+          </w:p>
+          <w:p>
+            <w:pPr>
+              <w:spacing w:after="40"/>
+            </w:pPr>
+            <w:r>
+              <w:rPr>
+                <w:rFonts w:ascii="Arial" w:hAnsi="Arial" w:cs="Arial" w:eastAsia="Malgun Gothic"/>
+                <w:b/>
+                <w:i w:val="0"/>
+                <w:sz w:val="20"/>
+              </w:rPr>
+              <w:t>die Diskussion, -en</w:t>
+            </w:r>
+            <w:r>
+              <w:rPr>
+                <w:rFonts w:ascii="Malgun Gothic" w:hAnsi="Malgun Gothic" w:cs="Malgun Gothic" w:eastAsia="Malgun Gothic"/>
+                <w:b w:val="0"/>
+                <w:i w:val="0"/>
+                <w:sz w:val="20"/>
+              </w:rPr>
+              <w:t xml:space="preserve">  —  논의</w:t>
+            </w:r>
+          </w:p>
+        </w:tc>
+      </w:tr>
+      <w:tr>
+        <w:tc>
+          <w:tcPr>
+            <w:tcW w:type="dxa" w:w="1500"/>
+            <w:tcBorders>
+              <w:top w:val="single" w:color="BFBFBF" w:sz="4"/>
+              <w:left w:val="single" w:color="BFBFBF" w:sz="4"/>
+              <w:bottom w:val="single" w:color="BFBFBF" w:sz="4"/>
+              <w:right w:val="single" w:color="BFBFBF" w:sz="4"/>
+            </w:tcBorders>
+            <w:shd w:fill="DEEAF6" w:color="auto" w:val="clear"/>
+          </w:tcPr>
+          <w:p>
+            <w:r>
+              <w:rPr>
+                <w:rFonts w:ascii="Malgun Gothic" w:hAnsi="Malgun Gothic" w:cs="Malgun Gothic" w:eastAsia="Malgun Gothic"/>
+                <w:b/>
+                <w:i w:val="0"/>
+                <w:color w:val="1F3864"/>
+                <w:sz w:val="20"/>
+              </w:rPr>
+              <w:t>문법</w:t>
+            </w:r>
+          </w:p>
+        </w:tc>
+        <w:tc>
+          <w:tcPr>
+            <w:tcW w:type="dxa" w:w="8138"/>
+            <w:tcBorders>
+              <w:top w:val="single" w:color="BFBFBF" w:sz="4"/>
+              <w:left w:val="single" w:color="BFBFBF" w:sz="4"/>
+              <w:bottom w:val="single" w:color="BFBFBF" w:sz="4"/>
+              <w:right w:val="single" w:color="BFBFBF" w:sz="4"/>
+            </w:tcBorders>
+          </w:tcPr>
+          <w:p>
+            <w:pPr>
+              <w:spacing w:after="40"/>
+            </w:pPr>
+            <w:r>
+              <w:rPr>
+                <w:rFonts w:ascii="Malgun Gothic" w:hAnsi="Malgun Gothic" w:cs="Malgun Gothic" w:eastAsia="Malgun Gothic"/>
+                <w:b w:val="0"/>
+                <w:i w:val="0"/>
+                <w:sz w:val="20"/>
+              </w:rPr>
+              <w:t>ein Banner, das wir nach langer Diskussion doch zu Hause lassen에서 das는 관계대명사이며 lassen이 끝에 옵니다. packe ... ins Lastenrad에서 in + 4격(방향)이 쓰입니다.</w:t>
+            </w:r>
+          </w:p>
+        </w:tc>
+      </w:tr>
+      <w:tr>
+        <w:tc>
+          <w:tcPr>
+            <w:tcW w:type="dxa" w:w="1500"/>
+            <w:tcBorders>
+              <w:top w:val="single" w:color="BFBFBF" w:sz="4"/>
+              <w:left w:val="single" w:color="BFBFBF" w:sz="4"/>
+              <w:bottom w:val="single" w:color="BFBFBF" w:sz="4"/>
+              <w:right w:val="single" w:color="BFBFBF" w:sz="4"/>
+            </w:tcBorders>
+            <w:shd w:fill="DEEAF6" w:color="auto" w:val="clear"/>
+          </w:tcPr>
+          <w:p>
+            <w:r>
+              <w:rPr>
+                <w:rFonts w:ascii="Malgun Gothic" w:hAnsi="Malgun Gothic" w:cs="Malgun Gothic" w:eastAsia="Malgun Gothic"/>
+                <w:b/>
+                <w:i w:val="0"/>
+                <w:color w:val="1F3864"/>
+                <w:sz w:val="20"/>
+              </w:rPr>
+              <w:t>표현</w:t>
+            </w:r>
+          </w:p>
+        </w:tc>
+        <w:tc>
+          <w:tcPr>
+            <w:tcW w:type="dxa" w:w="8138"/>
+            <w:tcBorders>
+              <w:top w:val="single" w:color="BFBFBF" w:sz="4"/>
+              <w:left w:val="single" w:color="BFBFBF" w:sz="4"/>
+              <w:bottom w:val="single" w:color="BFBFBF" w:sz="4"/>
+              <w:right w:val="single" w:color="BFBFBF" w:sz="4"/>
+            </w:tcBorders>
+          </w:tcPr>
+          <w:p>
+            <w:pPr>
+              <w:spacing w:after="40"/>
+            </w:pPr>
+            <w:r>
+              <w:rPr>
+                <w:rFonts w:ascii="Malgun Gothic" w:hAnsi="Malgun Gothic" w:cs="Malgun Gothic" w:eastAsia="Malgun Gothic"/>
+                <w:b w:val="0"/>
+                <w:i w:val="0"/>
+                <w:sz w:val="20"/>
+              </w:rPr>
+              <w:t>nach langer Diskussion은 nach + 3격입니다.</w:t>
+            </w:r>
+          </w:p>
+        </w:tc>
+      </w:tr>
+      <w:tr>
+        <w:tc>
+          <w:tcPr>
+            <w:tcW w:type="dxa" w:w="1500"/>
+            <w:tcBorders>
+              <w:top w:val="single" w:color="BFBFBF" w:sz="4"/>
+              <w:left w:val="single" w:color="BFBFBF" w:sz="4"/>
+              <w:bottom w:val="single" w:color="BFBFBF" w:sz="4"/>
+              <w:right w:val="single" w:color="BFBFBF" w:sz="4"/>
+            </w:tcBorders>
+            <w:shd w:fill="DEEAF6" w:color="auto" w:val="clear"/>
+          </w:tcPr>
+          <w:p>
+            <w:r>
+              <w:rPr>
+                <w:rFonts w:ascii="Malgun Gothic" w:hAnsi="Malgun Gothic" w:cs="Malgun Gothic" w:eastAsia="Malgun Gothic"/>
+                <w:b/>
+                <w:i w:val="0"/>
+                <w:color w:val="1F3864"/>
+                <w:sz w:val="20"/>
+              </w:rPr>
+              <w:t>시제</w:t>
+            </w:r>
+          </w:p>
+        </w:tc>
+        <w:tc>
+          <w:tcPr>
+            <w:tcW w:type="dxa" w:w="8138"/>
+            <w:tcBorders>
+              <w:top w:val="single" w:color="BFBFBF" w:sz="4"/>
+              <w:left w:val="single" w:color="BFBFBF" w:sz="4"/>
+              <w:bottom w:val="single" w:color="BFBFBF" w:sz="4"/>
+              <w:right w:val="single" w:color="BFBFBF" w:sz="4"/>
+            </w:tcBorders>
+          </w:tcPr>
+          <w:p>
+            <w:pPr>
+              <w:spacing w:after="40"/>
+            </w:pPr>
+            <w:r>
+              <w:rPr>
+                <w:rFonts w:ascii="Malgun Gothic" w:hAnsi="Malgun Gothic" w:cs="Malgun Gothic" w:eastAsia="Malgun Gothic"/>
+                <w:b w:val="0"/>
+                <w:i w:val="0"/>
+                <w:sz w:val="20"/>
+              </w:rPr>
+              <w:t>packe, lassen은 현재형입니다.</w:t>
+            </w:r>
+          </w:p>
+        </w:tc>
+      </w:tr>
+    </w:tbl>
+    <w:p>
+      <w:pPr>
+        <w:spacing w:after="0"/>
+      </w:pPr>
+    </w:p>
+    <w:p>
+      <w:pPr>
+        <w:keepNext/>
+        <w:spacing w:before="160"/>
+      </w:pPr>
+      <w:r>
+        <w:rPr>
+          <w:rFonts w:ascii="Arial" w:hAnsi="Arial" w:cs="Arial" w:eastAsia="Malgun Gothic"/>
+          <w:b/>
+          <w:i w:val="0"/>
+          <w:sz w:val="22"/>
+        </w:rPr>
+        <w:t>2. Milan: Ich bin dagegen, ein Banner zu verstecken. Aber ich sehe ein, dass ein Verein, der gerade gegründet wird, keine Transparente braucht, sondern Menschen.</w:t>
+      </w:r>
+    </w:p>
+    <w:p>
+      <w:pPr>
+        <w:keepNext/>
+        <w:ind w:left="340"/>
+      </w:pPr>
+      <w:r>
+        <w:rPr>
+          <w:rFonts w:ascii="Malgun Gothic" w:hAnsi="Malgun Gothic" w:cs="Malgun Gothic" w:eastAsia="Malgun Gothic"/>
+          <w:b w:val="0"/>
+          <w:i/>
+          <w:color w:val="404040"/>
+          <w:sz w:val="20"/>
+        </w:rPr>
+        <w:t>현수막을 숨기는 건 반대지만 방금 설립되는 협회에는 현수막이 아니라 사람이 필요하다는 건 인정해.</w:t>
+      </w:r>
+    </w:p>
+    <w:tbl>
+      <w:tblPr>
+        <w:tblW w:type="auto" w:w="0"/>
+        <w:tblLayout w:type="fixed"/>
+        <w:tblLook w:firstColumn="1" w:firstRow="1" w:lastColumn="0" w:lastRow="0" w:noHBand="0" w:noVBand="1" w:val="04A0"/>
+      </w:tblPr>
+      <w:tblGrid>
+        <w:gridCol w:w="4819"/>
+        <w:gridCol w:w="4819"/>
+      </w:tblGrid>
+      <w:tr>
+        <w:tc>
+          <w:tcPr>
+            <w:tcW w:type="dxa" w:w="1500"/>
+            <w:tcBorders>
+              <w:top w:val="single" w:color="BFBFBF" w:sz="4"/>
+              <w:left w:val="single" w:color="BFBFBF" w:sz="4"/>
+              <w:bottom w:val="single" w:color="BFBFBF" w:sz="4"/>
+              <w:right w:val="single" w:color="BFBFBF" w:sz="4"/>
+            </w:tcBorders>
+            <w:shd w:fill="DEEAF6" w:color="auto" w:val="clear"/>
+          </w:tcPr>
+          <w:p>
+            <w:r>
+              <w:rPr>
+                <w:rFonts w:ascii="Malgun Gothic" w:hAnsi="Malgun Gothic" w:cs="Malgun Gothic" w:eastAsia="Malgun Gothic"/>
+                <w:b/>
+                <w:i w:val="0"/>
+                <w:color w:val="1F3864"/>
+                <w:sz w:val="20"/>
+              </w:rPr>
+              <w:t>주요 단어</w:t>
+            </w:r>
+          </w:p>
+        </w:tc>
+        <w:tc>
+          <w:tcPr>
+            <w:tcW w:type="dxa" w:w="8138"/>
+            <w:tcBorders>
+              <w:top w:val="single" w:color="BFBFBF" w:sz="4"/>
+              <w:left w:val="single" w:color="BFBFBF" w:sz="4"/>
+              <w:bottom w:val="single" w:color="BFBFBF" w:sz="4"/>
+              <w:right w:val="single" w:color="BFBFBF" w:sz="4"/>
+            </w:tcBorders>
+          </w:tcPr>
+          <w:p>
+            <w:pPr>
+              <w:spacing w:after="40"/>
+            </w:pPr>
+            <w:r>
+              <w:rPr>
+                <w:rFonts w:ascii="Arial" w:hAnsi="Arial" w:cs="Arial" w:eastAsia="Malgun Gothic"/>
+                <w:b/>
+                <w:i w:val="0"/>
+                <w:sz w:val="20"/>
+              </w:rPr>
+              <w:t>verstecken</w:t>
+            </w:r>
+            <w:r>
+              <w:rPr>
+                <w:rFonts w:ascii="Malgun Gothic" w:hAnsi="Malgun Gothic" w:cs="Malgun Gothic" w:eastAsia="Malgun Gothic"/>
+                <w:b w:val="0"/>
+                <w:i w:val="0"/>
+                <w:sz w:val="20"/>
+              </w:rPr>
+              <w:t xml:space="preserve">  —  숨기다</w:t>
+            </w:r>
+          </w:p>
+          <w:p>
+            <w:pPr>
+              <w:spacing w:after="40"/>
+            </w:pPr>
+            <w:r>
+              <w:rPr>
+                <w:rFonts w:ascii="Arial" w:hAnsi="Arial" w:cs="Arial" w:eastAsia="Malgun Gothic"/>
+                <w:b/>
+                <w:i w:val="0"/>
+                <w:sz w:val="20"/>
+              </w:rPr>
+              <w:t>einsehen</w:t>
+            </w:r>
+            <w:r>
+              <w:rPr>
+                <w:rFonts w:ascii="Malgun Gothic" w:hAnsi="Malgun Gothic" w:cs="Malgun Gothic" w:eastAsia="Malgun Gothic"/>
+                <w:b w:val="0"/>
+                <w:i w:val="0"/>
+                <w:sz w:val="20"/>
+              </w:rPr>
+              <w:t xml:space="preserve">  —  인정하다</w:t>
+            </w:r>
+          </w:p>
+          <w:p>
+            <w:pPr>
+              <w:spacing w:after="40"/>
+            </w:pPr>
+            <w:r>
+              <w:rPr>
+                <w:rFonts w:ascii="Arial" w:hAnsi="Arial" w:cs="Arial" w:eastAsia="Malgun Gothic"/>
+                <w:b/>
+                <w:i w:val="0"/>
+                <w:sz w:val="20"/>
+              </w:rPr>
+              <w:t>das Transparent, -e</w:t>
+            </w:r>
+            <w:r>
+              <w:rPr>
+                <w:rFonts w:ascii="Malgun Gothic" w:hAnsi="Malgun Gothic" w:cs="Malgun Gothic" w:eastAsia="Malgun Gothic"/>
+                <w:b w:val="0"/>
+                <w:i w:val="0"/>
+                <w:sz w:val="20"/>
+              </w:rPr>
+              <w:t xml:space="preserve">  —  현수막</w:t>
+            </w:r>
+          </w:p>
+        </w:tc>
+      </w:tr>
+      <w:tr>
+        <w:tc>
+          <w:tcPr>
+            <w:tcW w:type="dxa" w:w="1500"/>
+            <w:tcBorders>
+              <w:top w:val="single" w:color="BFBFBF" w:sz="4"/>
+              <w:left w:val="single" w:color="BFBFBF" w:sz="4"/>
+              <w:bottom w:val="single" w:color="BFBFBF" w:sz="4"/>
+              <w:right w:val="single" w:color="BFBFBF" w:sz="4"/>
+            </w:tcBorders>
+            <w:shd w:fill="DEEAF6" w:color="auto" w:val="clear"/>
+          </w:tcPr>
+          <w:p>
+            <w:r>
+              <w:rPr>
+                <w:rFonts w:ascii="Malgun Gothic" w:hAnsi="Malgun Gothic" w:cs="Malgun Gothic" w:eastAsia="Malgun Gothic"/>
+                <w:b/>
+                <w:i w:val="0"/>
+                <w:color w:val="1F3864"/>
+                <w:sz w:val="20"/>
+              </w:rPr>
+              <w:t>문법</w:t>
+            </w:r>
+          </w:p>
+        </w:tc>
+        <w:tc>
+          <w:tcPr>
+            <w:tcW w:type="dxa" w:w="8138"/>
+            <w:tcBorders>
+              <w:top w:val="single" w:color="BFBFBF" w:sz="4"/>
+              <w:left w:val="single" w:color="BFBFBF" w:sz="4"/>
+              <w:bottom w:val="single" w:color="BFBFBF" w:sz="4"/>
+              <w:right w:val="single" w:color="BFBFBF" w:sz="4"/>
+            </w:tcBorders>
+          </w:tcPr>
+          <w:p>
+            <w:pPr>
+              <w:spacing w:after="40"/>
+            </w:pPr>
+            <w:r>
+              <w:rPr>
+                <w:rFonts w:ascii="Malgun Gothic" w:hAnsi="Malgun Gothic" w:cs="Malgun Gothic" w:eastAsia="Malgun Gothic"/>
+                <w:b w:val="0"/>
+                <w:i w:val="0"/>
+                <w:sz w:val="20"/>
+              </w:rPr>
+              <w:t>Ich sehe ein, dass ein Verein, der gerade gegründet wird, keine Transparente braucht에서 dass절과 관계절이 겹칩니다. sondern Menschen은 대비를 나타냅니다.</w:t>
+            </w:r>
+          </w:p>
+        </w:tc>
+      </w:tr>
+      <w:tr>
+        <w:tc>
+          <w:tcPr>
+            <w:tcW w:type="dxa" w:w="1500"/>
+            <w:tcBorders>
+              <w:top w:val="single" w:color="BFBFBF" w:sz="4"/>
+              <w:left w:val="single" w:color="BFBFBF" w:sz="4"/>
+              <w:bottom w:val="single" w:color="BFBFBF" w:sz="4"/>
+              <w:right w:val="single" w:color="BFBFBF" w:sz="4"/>
+            </w:tcBorders>
+            <w:shd w:fill="DEEAF6" w:color="auto" w:val="clear"/>
+          </w:tcPr>
+          <w:p>
+            <w:r>
+              <w:rPr>
+                <w:rFonts w:ascii="Malgun Gothic" w:hAnsi="Malgun Gothic" w:cs="Malgun Gothic" w:eastAsia="Malgun Gothic"/>
+                <w:b/>
+                <w:i w:val="0"/>
+                <w:color w:val="1F3864"/>
+                <w:sz w:val="20"/>
+              </w:rPr>
+              <w:t>표현</w:t>
+            </w:r>
+          </w:p>
+        </w:tc>
+        <w:tc>
+          <w:tcPr>
+            <w:tcW w:type="dxa" w:w="8138"/>
+            <w:tcBorders>
+              <w:top w:val="single" w:color="BFBFBF" w:sz="4"/>
+              <w:left w:val="single" w:color="BFBFBF" w:sz="4"/>
+              <w:bottom w:val="single" w:color="BFBFBF" w:sz="4"/>
+              <w:right w:val="single" w:color="BFBFBF" w:sz="4"/>
+            </w:tcBorders>
+          </w:tcPr>
+          <w:p>
+            <w:pPr>
+              <w:spacing w:after="40"/>
+            </w:pPr>
+            <w:r>
+              <w:rPr>
+                <w:rFonts w:ascii="Malgun Gothic" w:hAnsi="Malgun Gothic" w:cs="Malgun Gothic" w:eastAsia="Malgun Gothic"/>
+                <w:b w:val="0"/>
+                <w:i w:val="0"/>
+                <w:sz w:val="20"/>
+              </w:rPr>
+              <w:t>dagegen sein은 반대한다는 표현입니다.</w:t>
+            </w:r>
+          </w:p>
+        </w:tc>
+      </w:tr>
+      <w:tr>
+        <w:tc>
+          <w:tcPr>
+            <w:tcW w:type="dxa" w:w="1500"/>
+            <w:tcBorders>
+              <w:top w:val="single" w:color="BFBFBF" w:sz="4"/>
+              <w:left w:val="single" w:color="BFBFBF" w:sz="4"/>
+              <w:bottom w:val="single" w:color="BFBFBF" w:sz="4"/>
+              <w:right w:val="single" w:color="BFBFBF" w:sz="4"/>
+            </w:tcBorders>
+            <w:shd w:fill="DEEAF6" w:color="auto" w:val="clear"/>
+          </w:tcPr>
+          <w:p>
+            <w:r>
+              <w:rPr>
+                <w:rFonts w:ascii="Malgun Gothic" w:hAnsi="Malgun Gothic" w:cs="Malgun Gothic" w:eastAsia="Malgun Gothic"/>
+                <w:b/>
+                <w:i w:val="0"/>
+                <w:color w:val="1F3864"/>
+                <w:sz w:val="20"/>
+              </w:rPr>
+              <w:t>시제</w:t>
+            </w:r>
+          </w:p>
+        </w:tc>
+        <w:tc>
+          <w:tcPr>
+            <w:tcW w:type="dxa" w:w="8138"/>
+            <w:tcBorders>
+              <w:top w:val="single" w:color="BFBFBF" w:sz="4"/>
+              <w:left w:val="single" w:color="BFBFBF" w:sz="4"/>
+              <w:bottom w:val="single" w:color="BFBFBF" w:sz="4"/>
+              <w:right w:val="single" w:color="BFBFBF" w:sz="4"/>
+            </w:tcBorders>
+          </w:tcPr>
+          <w:p>
+            <w:pPr>
+              <w:spacing w:after="40"/>
+            </w:pPr>
+            <w:r>
+              <w:rPr>
+                <w:rFonts w:ascii="Malgun Gothic" w:hAnsi="Malgun Gothic" w:cs="Malgun Gothic" w:eastAsia="Malgun Gothic"/>
+                <w:b w:val="0"/>
+                <w:i w:val="0"/>
+                <w:sz w:val="20"/>
+              </w:rPr>
+              <w:t>bin, sehe ... ein, wird ... gegründet, braucht는 현재형입니다.</w:t>
+            </w:r>
+          </w:p>
+        </w:tc>
+      </w:tr>
+    </w:tbl>
+    <w:p>
+      <w:pPr>
+        <w:spacing w:after="0"/>
+      </w:pPr>
+    </w:p>
+    <w:p>
+      <w:pPr>
+        <w:keepNext/>
+        <w:spacing w:before="160"/>
+      </w:pPr>
+      <w:r>
+        <w:rPr>
+          <w:rFonts w:ascii="Arial" w:hAnsi="Arial" w:cs="Arial" w:eastAsia="Malgun Gothic"/>
+          <w:b/>
+          <w:i w:val="0"/>
+          <w:sz w:val="22"/>
+        </w:rPr>
+        <w:t>3. Sophie: Wir haben die Sprache. Wir haben die Namen. Wir haben ein Gelände, auf dem hundertdreißig Menschen picknicken können. Brauchen wir mehr?</w:t>
+      </w:r>
+    </w:p>
+    <w:p>
+      <w:pPr>
+        <w:keepNext/>
+        <w:ind w:left="340"/>
+      </w:pPr>
+      <w:r>
+        <w:rPr>
+          <w:rFonts w:ascii="Malgun Gothic" w:hAnsi="Malgun Gothic" w:cs="Malgun Gothic" w:eastAsia="Malgun Gothic"/>
+          <w:b w:val="0"/>
+          <w:i/>
+          <w:color w:val="404040"/>
+          <w:sz w:val="20"/>
+        </w:rPr>
+        <w:t>우리에겐 언어가 있고 이름이 있고 백삼십 명이 소풍할 수 있는 들판이 있어. 더 필요한 게 있을까?</w:t>
+      </w:r>
+    </w:p>
+    <w:tbl>
+      <w:tblPr>
+        <w:tblW w:type="auto" w:w="0"/>
+        <w:tblLayout w:type="fixed"/>
+        <w:tblLook w:firstColumn="1" w:firstRow="1" w:lastColumn="0" w:lastRow="0" w:noHBand="0" w:noVBand="1" w:val="04A0"/>
+      </w:tblPr>
+      <w:tblGrid>
+        <w:gridCol w:w="4819"/>
+        <w:gridCol w:w="4819"/>
+      </w:tblGrid>
+      <w:tr>
+        <w:tc>
+          <w:tcPr>
+            <w:tcW w:type="dxa" w:w="1500"/>
+            <w:tcBorders>
+              <w:top w:val="single" w:color="BFBFBF" w:sz="4"/>
+              <w:left w:val="single" w:color="BFBFBF" w:sz="4"/>
+              <w:bottom w:val="single" w:color="BFBFBF" w:sz="4"/>
+              <w:right w:val="single" w:color="BFBFBF" w:sz="4"/>
+            </w:tcBorders>
+            <w:shd w:fill="DEEAF6" w:color="auto" w:val="clear"/>
+          </w:tcPr>
+          <w:p>
+            <w:r>
+              <w:rPr>
+                <w:rFonts w:ascii="Malgun Gothic" w:hAnsi="Malgun Gothic" w:cs="Malgun Gothic" w:eastAsia="Malgun Gothic"/>
+                <w:b/>
+                <w:i w:val="0"/>
+                <w:color w:val="1F3864"/>
+                <w:sz w:val="20"/>
+              </w:rPr>
+              <w:t>주요 단어</w:t>
+            </w:r>
+          </w:p>
+        </w:tc>
+        <w:tc>
+          <w:tcPr>
+            <w:tcW w:type="dxa" w:w="8138"/>
+            <w:tcBorders>
+              <w:top w:val="single" w:color="BFBFBF" w:sz="4"/>
+              <w:left w:val="single" w:color="BFBFBF" w:sz="4"/>
+              <w:bottom w:val="single" w:color="BFBFBF" w:sz="4"/>
+              <w:right w:val="single" w:color="BFBFBF" w:sz="4"/>
+            </w:tcBorders>
+          </w:tcPr>
+          <w:p>
+            <w:pPr>
+              <w:spacing w:after="40"/>
+            </w:pPr>
+            <w:r>
+              <w:rPr>
+                <w:rFonts w:ascii="Arial" w:hAnsi="Arial" w:cs="Arial" w:eastAsia="Malgun Gothic"/>
+                <w:b/>
+                <w:i w:val="0"/>
+                <w:sz w:val="20"/>
+              </w:rPr>
+              <w:t>das Gelände, -</w:t>
+            </w:r>
+            <w:r>
+              <w:rPr>
+                <w:rFonts w:ascii="Malgun Gothic" w:hAnsi="Malgun Gothic" w:cs="Malgun Gothic" w:eastAsia="Malgun Gothic"/>
+                <w:b w:val="0"/>
+                <w:i w:val="0"/>
+                <w:sz w:val="20"/>
+              </w:rPr>
+              <w:t xml:space="preserve">  —  지대</w:t>
+            </w:r>
+          </w:p>
+          <w:p>
+            <w:pPr>
+              <w:spacing w:after="40"/>
+            </w:pPr>
+            <w:r>
+              <w:rPr>
+                <w:rFonts w:ascii="Arial" w:hAnsi="Arial" w:cs="Arial" w:eastAsia="Malgun Gothic"/>
+                <w:b/>
+                <w:i w:val="0"/>
+                <w:sz w:val="20"/>
+              </w:rPr>
+              <w:t>picknicken</w:t>
+            </w:r>
+            <w:r>
+              <w:rPr>
+                <w:rFonts w:ascii="Malgun Gothic" w:hAnsi="Malgun Gothic" w:cs="Malgun Gothic" w:eastAsia="Malgun Gothic"/>
+                <w:b w:val="0"/>
+                <w:i w:val="0"/>
+                <w:sz w:val="20"/>
+              </w:rPr>
+              <w:t xml:space="preserve">  —  소풍하다</w:t>
+            </w:r>
+          </w:p>
+          <w:p>
+            <w:pPr>
+              <w:spacing w:after="40"/>
+            </w:pPr>
+            <w:r>
+              <w:rPr>
+                <w:rFonts w:ascii="Arial" w:hAnsi="Arial" w:cs="Arial" w:eastAsia="Malgun Gothic"/>
+                <w:b/>
+                <w:i w:val="0"/>
+                <w:sz w:val="20"/>
+              </w:rPr>
+              <w:t>die Sprache, -n</w:t>
+            </w:r>
+            <w:r>
+              <w:rPr>
+                <w:rFonts w:ascii="Malgun Gothic" w:hAnsi="Malgun Gothic" w:cs="Malgun Gothic" w:eastAsia="Malgun Gothic"/>
+                <w:b w:val="0"/>
+                <w:i w:val="0"/>
+                <w:sz w:val="20"/>
+              </w:rPr>
+              <w:t xml:space="preserve">  —  언어</w:t>
+            </w:r>
+          </w:p>
+        </w:tc>
+      </w:tr>
+      <w:tr>
+        <w:tc>
+          <w:tcPr>
+            <w:tcW w:type="dxa" w:w="1500"/>
+            <w:tcBorders>
+              <w:top w:val="single" w:color="BFBFBF" w:sz="4"/>
+              <w:left w:val="single" w:color="BFBFBF" w:sz="4"/>
+              <w:bottom w:val="single" w:color="BFBFBF" w:sz="4"/>
+              <w:right w:val="single" w:color="BFBFBF" w:sz="4"/>
+            </w:tcBorders>
+            <w:shd w:fill="DEEAF6" w:color="auto" w:val="clear"/>
+          </w:tcPr>
+          <w:p>
+            <w:r>
+              <w:rPr>
+                <w:rFonts w:ascii="Malgun Gothic" w:hAnsi="Malgun Gothic" w:cs="Malgun Gothic" w:eastAsia="Malgun Gothic"/>
+                <w:b/>
+                <w:i w:val="0"/>
+                <w:color w:val="1F3864"/>
+                <w:sz w:val="20"/>
+              </w:rPr>
+              <w:t>문법</w:t>
+            </w:r>
+          </w:p>
+        </w:tc>
+        <w:tc>
+          <w:tcPr>
+            <w:tcW w:type="dxa" w:w="8138"/>
+            <w:tcBorders>
+              <w:top w:val="single" w:color="BFBFBF" w:sz="4"/>
+              <w:left w:val="single" w:color="BFBFBF" w:sz="4"/>
+              <w:bottom w:val="single" w:color="BFBFBF" w:sz="4"/>
+              <w:right w:val="single" w:color="BFBFBF" w:sz="4"/>
+            </w:tcBorders>
+          </w:tcPr>
+          <w:p>
+            <w:pPr>
+              <w:spacing w:after="40"/>
+            </w:pPr>
+            <w:r>
+              <w:rPr>
+                <w:rFonts w:ascii="Malgun Gothic" w:hAnsi="Malgun Gothic" w:cs="Malgun Gothic" w:eastAsia="Malgun Gothic"/>
+                <w:b w:val="0"/>
+                <w:i w:val="0"/>
+                <w:sz w:val="20"/>
+              </w:rPr>
+              <w:t>ein Gelände, auf dem hundertdreißig Menschen picknicken können에서 auf dem은 관계대명사이며 können이 끝에 옵니다.</w:t>
+            </w:r>
+          </w:p>
+        </w:tc>
+      </w:tr>
+      <w:tr>
+        <w:tc>
+          <w:tcPr>
+            <w:tcW w:type="dxa" w:w="1500"/>
+            <w:tcBorders>
+              <w:top w:val="single" w:color="BFBFBF" w:sz="4"/>
+              <w:left w:val="single" w:color="BFBFBF" w:sz="4"/>
+              <w:bottom w:val="single" w:color="BFBFBF" w:sz="4"/>
+              <w:right w:val="single" w:color="BFBFBF" w:sz="4"/>
+            </w:tcBorders>
+            <w:shd w:fill="DEEAF6" w:color="auto" w:val="clear"/>
+          </w:tcPr>
+          <w:p>
+            <w:r>
+              <w:rPr>
+                <w:rFonts w:ascii="Malgun Gothic" w:hAnsi="Malgun Gothic" w:cs="Malgun Gothic" w:eastAsia="Malgun Gothic"/>
+                <w:b/>
+                <w:i w:val="0"/>
+                <w:color w:val="1F3864"/>
+                <w:sz w:val="20"/>
+              </w:rPr>
+              <w:t>표현</w:t>
+            </w:r>
+          </w:p>
+        </w:tc>
+        <w:tc>
+          <w:tcPr>
+            <w:tcW w:type="dxa" w:w="8138"/>
+            <w:tcBorders>
+              <w:top w:val="single" w:color="BFBFBF" w:sz="4"/>
+              <w:left w:val="single" w:color="BFBFBF" w:sz="4"/>
+              <w:bottom w:val="single" w:color="BFBFBF" w:sz="4"/>
+              <w:right w:val="single" w:color="BFBFBF" w:sz="4"/>
+            </w:tcBorders>
+          </w:tcPr>
+          <w:p>
+            <w:pPr>
+              <w:spacing w:after="40"/>
+            </w:pPr>
+            <w:r>
+              <w:rPr>
+                <w:rFonts w:ascii="Malgun Gothic" w:hAnsi="Malgun Gothic" w:cs="Malgun Gothic" w:eastAsia="Malgun Gothic"/>
+                <w:b w:val="0"/>
+                <w:i w:val="0"/>
+                <w:sz w:val="20"/>
+              </w:rPr>
+              <w:t>Brauchen wir mehr?는 동사가 앞에 오는 의문문입니다.</w:t>
+            </w:r>
+          </w:p>
+        </w:tc>
+      </w:tr>
+      <w:tr>
+        <w:tc>
+          <w:tcPr>
+            <w:tcW w:type="dxa" w:w="1500"/>
+            <w:tcBorders>
+              <w:top w:val="single" w:color="BFBFBF" w:sz="4"/>
+              <w:left w:val="single" w:color="BFBFBF" w:sz="4"/>
+              <w:bottom w:val="single" w:color="BFBFBF" w:sz="4"/>
+              <w:right w:val="single" w:color="BFBFBF" w:sz="4"/>
+            </w:tcBorders>
+            <w:shd w:fill="DEEAF6" w:color="auto" w:val="clear"/>
+          </w:tcPr>
+          <w:p>
+            <w:r>
+              <w:rPr>
+                <w:rFonts w:ascii="Malgun Gothic" w:hAnsi="Malgun Gothic" w:cs="Malgun Gothic" w:eastAsia="Malgun Gothic"/>
+                <w:b/>
+                <w:i w:val="0"/>
+                <w:color w:val="1F3864"/>
+                <w:sz w:val="20"/>
+              </w:rPr>
+              <w:t>시제</w:t>
+            </w:r>
+          </w:p>
+        </w:tc>
+        <w:tc>
+          <w:tcPr>
+            <w:tcW w:type="dxa" w:w="8138"/>
+            <w:tcBorders>
+              <w:top w:val="single" w:color="BFBFBF" w:sz="4"/>
+              <w:left w:val="single" w:color="BFBFBF" w:sz="4"/>
+              <w:bottom w:val="single" w:color="BFBFBF" w:sz="4"/>
+              <w:right w:val="single" w:color="BFBFBF" w:sz="4"/>
+            </w:tcBorders>
+          </w:tcPr>
+          <w:p>
+            <w:pPr>
+              <w:spacing w:after="40"/>
+            </w:pPr>
+            <w:r>
+              <w:rPr>
+                <w:rFonts w:ascii="Malgun Gothic" w:hAnsi="Malgun Gothic" w:cs="Malgun Gothic" w:eastAsia="Malgun Gothic"/>
+                <w:b w:val="0"/>
+                <w:i w:val="0"/>
+                <w:sz w:val="20"/>
+              </w:rPr>
+              <w:t>haben, Brauchen은 현재형이고 können도 현재형입니다.</w:t>
+            </w:r>
+          </w:p>
+        </w:tc>
+      </w:tr>
+    </w:tbl>
+    <w:p>
+      <w:pPr>
+        <w:spacing w:after="0"/>
+      </w:pPr>
+    </w:p>
+    <w:p>
+      <w:pPr>
+        <w:keepNext/>
+        <w:spacing w:before="160"/>
+      </w:pPr>
+      <w:r>
+        <w:rPr>
+          <w:rFonts w:ascii="Arial" w:hAnsi="Arial" w:cs="Arial" w:eastAsia="Malgun Gothic"/>
+          <w:b/>
+          <w:i w:val="0"/>
+          <w:sz w:val="22"/>
+        </w:rPr>
+        <w:t>4. Jonas: Wir schieben die Räder durch die Hasenheide zum Feld. Die Kastanien blühen in dichten weißen Kerzen, und der Boden ist übersät mit Blütenblättern.</w:t>
+      </w:r>
+    </w:p>
+    <w:p>
+      <w:pPr>
+        <w:keepNext/>
+        <w:ind w:left="340"/>
+      </w:pPr>
+      <w:r>
+        <w:rPr>
+          <w:rFonts w:ascii="Malgun Gothic" w:hAnsi="Malgun Gothic" w:cs="Malgun Gothic" w:eastAsia="Malgun Gothic"/>
+          <w:b w:val="0"/>
+          <w:i/>
+          <w:color w:val="404040"/>
+          <w:sz w:val="20"/>
+        </w:rPr>
+        <w:t>우리는 하젠하이데를 지나 들판까지 자전거를 밀고 간다. 밤나무가 촘촘한 흰 촛불 모양 꽃을 피우고 땅에는 꽃잎이 흩뿌려져 있다.</w:t>
+      </w:r>
+    </w:p>
+    <w:tbl>
+      <w:tblPr>
+        <w:tblW w:type="auto" w:w="0"/>
+        <w:tblLayout w:type="fixed"/>
+        <w:tblLook w:firstColumn="1" w:firstRow="1" w:lastColumn="0" w:lastRow="0" w:noHBand="0" w:noVBand="1" w:val="04A0"/>
+      </w:tblPr>
+      <w:tblGrid>
+        <w:gridCol w:w="4819"/>
+        <w:gridCol w:w="4819"/>
+      </w:tblGrid>
+      <w:tr>
+        <w:tc>
+          <w:tcPr>
+            <w:tcW w:type="dxa" w:w="1500"/>
+            <w:tcBorders>
+              <w:top w:val="single" w:color="BFBFBF" w:sz="4"/>
+              <w:left w:val="single" w:color="BFBFBF" w:sz="4"/>
+              <w:bottom w:val="single" w:color="BFBFBF" w:sz="4"/>
+              <w:right w:val="single" w:color="BFBFBF" w:sz="4"/>
+            </w:tcBorders>
+            <w:shd w:fill="DEEAF6" w:color="auto" w:val="clear"/>
+          </w:tcPr>
+          <w:p>
+            <w:r>
+              <w:rPr>
+                <w:rFonts w:ascii="Malgun Gothic" w:hAnsi="Malgun Gothic" w:cs="Malgun Gothic" w:eastAsia="Malgun Gothic"/>
+                <w:b/>
+                <w:i w:val="0"/>
+                <w:color w:val="1F3864"/>
+                <w:sz w:val="20"/>
+              </w:rPr>
+              <w:t>주요 단어</w:t>
+            </w:r>
+          </w:p>
+        </w:tc>
+        <w:tc>
+          <w:tcPr>
+            <w:tcW w:type="dxa" w:w="8138"/>
+            <w:tcBorders>
+              <w:top w:val="single" w:color="BFBFBF" w:sz="4"/>
+              <w:left w:val="single" w:color="BFBFBF" w:sz="4"/>
+              <w:bottom w:val="single" w:color="BFBFBF" w:sz="4"/>
+              <w:right w:val="single" w:color="BFBFBF" w:sz="4"/>
+            </w:tcBorders>
+          </w:tcPr>
+          <w:p>
+            <w:pPr>
+              <w:spacing w:after="40"/>
+            </w:pPr>
+            <w:r>
+              <w:rPr>
+                <w:rFonts w:ascii="Arial" w:hAnsi="Arial" w:cs="Arial" w:eastAsia="Malgun Gothic"/>
+                <w:b/>
+                <w:i w:val="0"/>
+                <w:sz w:val="20"/>
+              </w:rPr>
+              <w:t>blühen</w:t>
+            </w:r>
+            <w:r>
+              <w:rPr>
+                <w:rFonts w:ascii="Malgun Gothic" w:hAnsi="Malgun Gothic" w:cs="Malgun Gothic" w:eastAsia="Malgun Gothic"/>
+                <w:b w:val="0"/>
+                <w:i w:val="0"/>
+                <w:sz w:val="20"/>
+              </w:rPr>
+              <w:t xml:space="preserve">  —  꽃피다</w:t>
+            </w:r>
+          </w:p>
+          <w:p>
+            <w:pPr>
+              <w:spacing w:after="40"/>
+            </w:pPr>
+            <w:r>
+              <w:rPr>
+                <w:rFonts w:ascii="Arial" w:hAnsi="Arial" w:cs="Arial" w:eastAsia="Malgun Gothic"/>
+                <w:b/>
+                <w:i w:val="0"/>
+                <w:sz w:val="20"/>
+              </w:rPr>
+              <w:t>dicht</w:t>
+            </w:r>
+            <w:r>
+              <w:rPr>
+                <w:rFonts w:ascii="Malgun Gothic" w:hAnsi="Malgun Gothic" w:cs="Malgun Gothic" w:eastAsia="Malgun Gothic"/>
+                <w:b w:val="0"/>
+                <w:i w:val="0"/>
+                <w:sz w:val="20"/>
+              </w:rPr>
+              <w:t xml:space="preserve">  —  촘촘한</w:t>
+            </w:r>
+          </w:p>
+          <w:p>
+            <w:pPr>
+              <w:spacing w:after="40"/>
+            </w:pPr>
+            <w:r>
+              <w:rPr>
+                <w:rFonts w:ascii="Arial" w:hAnsi="Arial" w:cs="Arial" w:eastAsia="Malgun Gothic"/>
+                <w:b/>
+                <w:i w:val="0"/>
+                <w:sz w:val="20"/>
+              </w:rPr>
+              <w:t>übersät</w:t>
+            </w:r>
+            <w:r>
+              <w:rPr>
+                <w:rFonts w:ascii="Malgun Gothic" w:hAnsi="Malgun Gothic" w:cs="Malgun Gothic" w:eastAsia="Malgun Gothic"/>
+                <w:b w:val="0"/>
+                <w:i w:val="0"/>
+                <w:sz w:val="20"/>
+              </w:rPr>
+              <w:t xml:space="preserve">  —  흩뿌려진</w:t>
+            </w:r>
+          </w:p>
+        </w:tc>
+      </w:tr>
+      <w:tr>
+        <w:tc>
+          <w:tcPr>
+            <w:tcW w:type="dxa" w:w="1500"/>
+            <w:tcBorders>
+              <w:top w:val="single" w:color="BFBFBF" w:sz="4"/>
+              <w:left w:val="single" w:color="BFBFBF" w:sz="4"/>
+              <w:bottom w:val="single" w:color="BFBFBF" w:sz="4"/>
+              <w:right w:val="single" w:color="BFBFBF" w:sz="4"/>
+            </w:tcBorders>
+            <w:shd w:fill="DEEAF6" w:color="auto" w:val="clear"/>
+          </w:tcPr>
+          <w:p>
+            <w:r>
+              <w:rPr>
+                <w:rFonts w:ascii="Malgun Gothic" w:hAnsi="Malgun Gothic" w:cs="Malgun Gothic" w:eastAsia="Malgun Gothic"/>
+                <w:b/>
+                <w:i w:val="0"/>
+                <w:color w:val="1F3864"/>
+                <w:sz w:val="20"/>
+              </w:rPr>
+              <w:t>문법</w:t>
+            </w:r>
+          </w:p>
+        </w:tc>
+        <w:tc>
+          <w:tcPr>
+            <w:tcW w:type="dxa" w:w="8138"/>
+            <w:tcBorders>
+              <w:top w:val="single" w:color="BFBFBF" w:sz="4"/>
+              <w:left w:val="single" w:color="BFBFBF" w:sz="4"/>
+              <w:bottom w:val="single" w:color="BFBFBF" w:sz="4"/>
+              <w:right w:val="single" w:color="BFBFBF" w:sz="4"/>
+            </w:tcBorders>
+          </w:tcPr>
+          <w:p>
+            <w:pPr>
+              <w:spacing w:after="40"/>
+            </w:pPr>
+            <w:r>
+              <w:rPr>
+                <w:rFonts w:ascii="Malgun Gothic" w:hAnsi="Malgun Gothic" w:cs="Malgun Gothic" w:eastAsia="Malgun Gothic"/>
+                <w:b w:val="0"/>
+                <w:i w:val="0"/>
+                <w:sz w:val="20"/>
+              </w:rPr>
+              <w:t>Der Boden ist übersät mit Blütenblättern에서 übersät mit + 3격이 쓰입니다. in dichten weißen Kerzen는 in + 3격 복수입니다.</w:t>
+            </w:r>
+          </w:p>
+        </w:tc>
+      </w:tr>
+      <w:tr>
+        <w:tc>
+          <w:tcPr>
+            <w:tcW w:type="dxa" w:w="1500"/>
+            <w:tcBorders>
+              <w:top w:val="single" w:color="BFBFBF" w:sz="4"/>
+              <w:left w:val="single" w:color="BFBFBF" w:sz="4"/>
+              <w:bottom w:val="single" w:color="BFBFBF" w:sz="4"/>
+              <w:right w:val="single" w:color="BFBFBF" w:sz="4"/>
+            </w:tcBorders>
+            <w:shd w:fill="DEEAF6" w:color="auto" w:val="clear"/>
+          </w:tcPr>
+          <w:p>
+            <w:r>
+              <w:rPr>
+                <w:rFonts w:ascii="Malgun Gothic" w:hAnsi="Malgun Gothic" w:cs="Malgun Gothic" w:eastAsia="Malgun Gothic"/>
+                <w:b/>
+                <w:i w:val="0"/>
+                <w:color w:val="1F3864"/>
+                <w:sz w:val="20"/>
+              </w:rPr>
+              <w:t>표현</w:t>
+            </w:r>
+          </w:p>
+        </w:tc>
+        <w:tc>
+          <w:tcPr>
+            <w:tcW w:type="dxa" w:w="8138"/>
+            <w:tcBorders>
+              <w:top w:val="single" w:color="BFBFBF" w:sz="4"/>
+              <w:left w:val="single" w:color="BFBFBF" w:sz="4"/>
+              <w:bottom w:val="single" w:color="BFBFBF" w:sz="4"/>
+              <w:right w:val="single" w:color="BFBFBF" w:sz="4"/>
+            </w:tcBorders>
+          </w:tcPr>
+          <w:p>
+            <w:pPr>
+              <w:spacing w:after="40"/>
+            </w:pPr>
+            <w:r>
+              <w:rPr>
+                <w:rFonts w:ascii="Malgun Gothic" w:hAnsi="Malgun Gothic" w:cs="Malgun Gothic" w:eastAsia="Malgun Gothic"/>
+                <w:b w:val="0"/>
+                <w:i w:val="0"/>
+                <w:sz w:val="20"/>
+              </w:rPr>
+              <w:t>durch die Hasenheide는 durch + 4격입니다.</w:t>
+            </w:r>
+          </w:p>
+        </w:tc>
+      </w:tr>
+      <w:tr>
+        <w:tc>
+          <w:tcPr>
+            <w:tcW w:type="dxa" w:w="1500"/>
+            <w:tcBorders>
+              <w:top w:val="single" w:color="BFBFBF" w:sz="4"/>
+              <w:left w:val="single" w:color="BFBFBF" w:sz="4"/>
+              <w:bottom w:val="single" w:color="BFBFBF" w:sz="4"/>
+              <w:right w:val="single" w:color="BFBFBF" w:sz="4"/>
+            </w:tcBorders>
+            <w:shd w:fill="DEEAF6" w:color="auto" w:val="clear"/>
+          </w:tcPr>
+          <w:p>
+            <w:r>
+              <w:rPr>
+                <w:rFonts w:ascii="Malgun Gothic" w:hAnsi="Malgun Gothic" w:cs="Malgun Gothic" w:eastAsia="Malgun Gothic"/>
+                <w:b/>
+                <w:i w:val="0"/>
+                <w:color w:val="1F3864"/>
+                <w:sz w:val="20"/>
+              </w:rPr>
+              <w:t>시제</w:t>
+            </w:r>
+          </w:p>
+        </w:tc>
+        <w:tc>
+          <w:tcPr>
+            <w:tcW w:type="dxa" w:w="8138"/>
+            <w:tcBorders>
+              <w:top w:val="single" w:color="BFBFBF" w:sz="4"/>
+              <w:left w:val="single" w:color="BFBFBF" w:sz="4"/>
+              <w:bottom w:val="single" w:color="BFBFBF" w:sz="4"/>
+              <w:right w:val="single" w:color="BFBFBF" w:sz="4"/>
+            </w:tcBorders>
+          </w:tcPr>
+          <w:p>
+            <w:pPr>
+              <w:spacing w:after="40"/>
+            </w:pPr>
+            <w:r>
+              <w:rPr>
+                <w:rFonts w:ascii="Malgun Gothic" w:hAnsi="Malgun Gothic" w:cs="Malgun Gothic" w:eastAsia="Malgun Gothic"/>
+                <w:b w:val="0"/>
+                <w:i w:val="0"/>
+                <w:sz w:val="20"/>
+              </w:rPr>
+              <w:t>schieben, blühen, ist는 현재형입니다.</w:t>
+            </w:r>
+          </w:p>
+        </w:tc>
+      </w:tr>
+    </w:tbl>
+    <w:p>
+      <w:pPr>
+        <w:spacing w:after="0"/>
+      </w:pPr>
+    </w:p>
+    <w:p>
+      <w:pPr>
+        <w:keepNext/>
+        <w:spacing w:before="160"/>
+      </w:pPr>
+      <w:r>
+        <w:rPr>
+          <w:rFonts w:ascii="Arial" w:hAnsi="Arial" w:cs="Arial" w:eastAsia="Malgun Gothic"/>
+          <w:b/>
+          <w:i w:val="0"/>
+          <w:sz w:val="22"/>
+        </w:rPr>
+        <w:t>5. Jonas: Der erste warme Samstag im April. Das Tempelhofer Feld liegt weit und hell vor uns, und über der ehemaligen Landebahn steigen Drachen in den blauen Himmel.</w:t>
       </w:r>
     </w:p>
     <w:p>
@@ -347,7 +1571,7 @@
           <w:i w:val="0"/>
           <w:sz w:val="22"/>
         </w:rPr>
-        <w:t>2. Sophie: Alle sind da. Ich habe nachgezählt: einhundertdreißig Menschen. Das ist mehr als beim Kennenlernfest im Januar.</w:t>
+        <w:t>6. Sophie: Alle sind da. Ich habe nachgezählt: einhundertdreißig Menschen. Das ist mehr als beim Kennenlernfest im Januar.</w:t>
       </w:r>
     </w:p>
     <w:p>
@@ -653,7 +1877,7 @@
           <w:i w:val="0"/>
           <w:sz w:val="22"/>
         </w:rPr>
-        <w:t>3. Jonas: Auf der Wiese stehen drei Biertischgarnituren, beladen mit Salaten, Brötchen und einem Kuchenblech, auf dem in Schönschrift steht: „Von Frau Weber, mit Mohn." Daneben dampft ein Kessel Pierogi.</w:t>
+        <w:t>7. Jonas: Auf der Wiese stehen drei Biertischgarnituren, beladen mit Salaten, Brötchen und einem Kuchenblech, auf dem in Schönschrift steht: „Von Frau Weber, mit Mohn." Daneben dampft ein Kessel Pierogi.</w:t>
       </w:r>
     </w:p>
     <w:p>
@@ -959,7 +2183,7 @@
           <w:i w:val="0"/>
           <w:sz w:val="22"/>
         </w:rPr>
-        <w:t>4. Piotr: Ich habe mich verkocht. Zweihundertfünfzig Stück. Wenn niemand etwas isst, esse ich sie alle selbst und werde den Rest meines Lebens eine Teigtasche sein.</w:t>
+        <w:t>8. Piotr: Ich habe mich verkocht. Zweihundertfünfzig Stück. Wenn niemand etwas isst, esse ich sie alle selbst und werde den Rest meines Lebens eine Teigtasche sein.</w:t>
       </w:r>
     </w:p>
     <w:p>
@@ -1265,7 +2489,7 @@
           <w:i w:val="0"/>
           <w:sz w:val="22"/>
         </w:rPr>
-        <w:t>5. Nina: Papa, bitte. Heute sind hundertdreißig Menschen hier, und alle haben Hunger. Du wirst keine einzige Pierogi übrig haben.</w:t>
+        <w:t>9. Nina: Papa, bitte. Heute sind hundertdreißig Menschen hier, und alle haben Hunger. Du wirst keine einzige Pierogi übrig haben.</w:t>
       </w:r>
     </w:p>
     <w:p>
@@ -1571,7 +2795,1843 @@
           <w:i w:val="0"/>
           <w:sz w:val="22"/>
         </w:rPr>
-        <w:t>6. Jonas: Um zwölf Uhr tritt Hanna auf eine umgedrehte Bierkiste, die Sophie ihr hingestellt hat. Sie klopft mit dem Löffel an ein Glas, und das Stimmengewirr verebbt.</w:t>
+        <w:t>10. Jonas: Als wir ankommen, steht schon jemand dort: Herr Bauer, im Anzug mit Fliege, und neben ihm Frau Weber mit einem Strauß Kornblumen.</w:t>
+      </w:r>
+    </w:p>
+    <w:p>
+      <w:pPr>
+        <w:keepNext/>
+        <w:ind w:left="340"/>
+      </w:pPr>
+      <w:r>
+        <w:rPr>
+          <w:rFonts w:ascii="Malgun Gothic" w:hAnsi="Malgun Gothic" w:cs="Malgun Gothic" w:eastAsia="Malgun Gothic"/>
+          <w:b w:val="0"/>
+          <w:i/>
+          <w:color w:val="404040"/>
+          <w:sz w:val="20"/>
+        </w:rPr>
+        <w:t>도착하니 벌써 누군가 서 있다. 나비넥타이에 양복을 입은 바우어 씨와 그 곁에 수레국화 다발을 든 베버 부인이다.</w:t>
+      </w:r>
+    </w:p>
+    <w:tbl>
+      <w:tblPr>
+        <w:tblW w:type="auto" w:w="0"/>
+        <w:tblLayout w:type="fixed"/>
+        <w:tblLook w:firstColumn="1" w:firstRow="1" w:lastColumn="0" w:lastRow="0" w:noHBand="0" w:noVBand="1" w:val="04A0"/>
+      </w:tblPr>
+      <w:tblGrid>
+        <w:gridCol w:w="4819"/>
+        <w:gridCol w:w="4819"/>
+      </w:tblGrid>
+      <w:tr>
+        <w:tc>
+          <w:tcPr>
+            <w:tcW w:type="dxa" w:w="1500"/>
+            <w:tcBorders>
+              <w:top w:val="single" w:color="BFBFBF" w:sz="4"/>
+              <w:left w:val="single" w:color="BFBFBF" w:sz="4"/>
+              <w:bottom w:val="single" w:color="BFBFBF" w:sz="4"/>
+              <w:right w:val="single" w:color="BFBFBF" w:sz="4"/>
+            </w:tcBorders>
+            <w:shd w:fill="DEEAF6" w:color="auto" w:val="clear"/>
+          </w:tcPr>
+          <w:p>
+            <w:r>
+              <w:rPr>
+                <w:rFonts w:ascii="Malgun Gothic" w:hAnsi="Malgun Gothic" w:cs="Malgun Gothic" w:eastAsia="Malgun Gothic"/>
+                <w:b/>
+                <w:i w:val="0"/>
+                <w:color w:val="1F3864"/>
+                <w:sz w:val="20"/>
+              </w:rPr>
+              <w:t>주요 단어</w:t>
+            </w:r>
+          </w:p>
+        </w:tc>
+        <w:tc>
+          <w:tcPr>
+            <w:tcW w:type="dxa" w:w="8138"/>
+            <w:tcBorders>
+              <w:top w:val="single" w:color="BFBFBF" w:sz="4"/>
+              <w:left w:val="single" w:color="BFBFBF" w:sz="4"/>
+              <w:bottom w:val="single" w:color="BFBFBF" w:sz="4"/>
+              <w:right w:val="single" w:color="BFBFBF" w:sz="4"/>
+            </w:tcBorders>
+          </w:tcPr>
+          <w:p>
+            <w:pPr>
+              <w:spacing w:after="40"/>
+            </w:pPr>
+            <w:r>
+              <w:rPr>
+                <w:rFonts w:ascii="Arial" w:hAnsi="Arial" w:cs="Arial" w:eastAsia="Malgun Gothic"/>
+                <w:b/>
+                <w:i w:val="0"/>
+                <w:sz w:val="20"/>
+              </w:rPr>
+              <w:t>die Fliege, -n</w:t>
+            </w:r>
+            <w:r>
+              <w:rPr>
+                <w:rFonts w:ascii="Malgun Gothic" w:hAnsi="Malgun Gothic" w:cs="Malgun Gothic" w:eastAsia="Malgun Gothic"/>
+                <w:b w:val="0"/>
+                <w:i w:val="0"/>
+                <w:sz w:val="20"/>
+              </w:rPr>
+              <w:t xml:space="preserve">  —  나비넥타이</w:t>
+            </w:r>
+          </w:p>
+          <w:p>
+            <w:pPr>
+              <w:spacing w:after="40"/>
+            </w:pPr>
+            <w:r>
+              <w:rPr>
+                <w:rFonts w:ascii="Arial" w:hAnsi="Arial" w:cs="Arial" w:eastAsia="Malgun Gothic"/>
+                <w:b/>
+                <w:i w:val="0"/>
+                <w:sz w:val="20"/>
+              </w:rPr>
+              <w:t>der Strauß, Sträuße</w:t>
+            </w:r>
+            <w:r>
+              <w:rPr>
+                <w:rFonts w:ascii="Malgun Gothic" w:hAnsi="Malgun Gothic" w:cs="Malgun Gothic" w:eastAsia="Malgun Gothic"/>
+                <w:b w:val="0"/>
+                <w:i w:val="0"/>
+                <w:sz w:val="20"/>
+              </w:rPr>
+              <w:t xml:space="preserve">  —  다발</w:t>
+            </w:r>
+          </w:p>
+          <w:p>
+            <w:pPr>
+              <w:spacing w:after="40"/>
+            </w:pPr>
+            <w:r>
+              <w:rPr>
+                <w:rFonts w:ascii="Arial" w:hAnsi="Arial" w:cs="Arial" w:eastAsia="Malgun Gothic"/>
+                <w:b/>
+                <w:i w:val="0"/>
+                <w:sz w:val="20"/>
+              </w:rPr>
+              <w:t>die Kornblume, -n</w:t>
+            </w:r>
+            <w:r>
+              <w:rPr>
+                <w:rFonts w:ascii="Malgun Gothic" w:hAnsi="Malgun Gothic" w:cs="Malgun Gothic" w:eastAsia="Malgun Gothic"/>
+                <w:b w:val="0"/>
+                <w:i w:val="0"/>
+                <w:sz w:val="20"/>
+              </w:rPr>
+              <w:t xml:space="preserve">  —  수레국화</w:t>
+            </w:r>
+          </w:p>
+        </w:tc>
+      </w:tr>
+      <w:tr>
+        <w:tc>
+          <w:tcPr>
+            <w:tcW w:type="dxa" w:w="1500"/>
+            <w:tcBorders>
+              <w:top w:val="single" w:color="BFBFBF" w:sz="4"/>
+              <w:left w:val="single" w:color="BFBFBF" w:sz="4"/>
+              <w:bottom w:val="single" w:color="BFBFBF" w:sz="4"/>
+              <w:right w:val="single" w:color="BFBFBF" w:sz="4"/>
+            </w:tcBorders>
+            <w:shd w:fill="DEEAF6" w:color="auto" w:val="clear"/>
+          </w:tcPr>
+          <w:p>
+            <w:r>
+              <w:rPr>
+                <w:rFonts w:ascii="Malgun Gothic" w:hAnsi="Malgun Gothic" w:cs="Malgun Gothic" w:eastAsia="Malgun Gothic"/>
+                <w:b/>
+                <w:i w:val="0"/>
+                <w:color w:val="1F3864"/>
+                <w:sz w:val="20"/>
+              </w:rPr>
+              <w:t>문법</w:t>
+            </w:r>
+          </w:p>
+        </w:tc>
+        <w:tc>
+          <w:tcPr>
+            <w:tcW w:type="dxa" w:w="8138"/>
+            <w:tcBorders>
+              <w:top w:val="single" w:color="BFBFBF" w:sz="4"/>
+              <w:left w:val="single" w:color="BFBFBF" w:sz="4"/>
+              <w:bottom w:val="single" w:color="BFBFBF" w:sz="4"/>
+              <w:right w:val="single" w:color="BFBFBF" w:sz="4"/>
+            </w:tcBorders>
+          </w:tcPr>
+          <w:p>
+            <w:pPr>
+              <w:spacing w:after="40"/>
+            </w:pPr>
+            <w:r>
+              <w:rPr>
+                <w:rFonts w:ascii="Malgun Gothic" w:hAnsi="Malgun Gothic" w:cs="Malgun Gothic" w:eastAsia="Malgun Gothic"/>
+                <w:b w:val="0"/>
+                <w:i w:val="0"/>
+                <w:sz w:val="20"/>
+              </w:rPr>
+              <w:t>Als wir ankommen, steht schon jemand dort에서 als절이 현재 서술에서 쓰입니다. neben ihm Frau Weber mit einem Strauß Kornblumen은 neben + 3격과 mit + 3격입니다.</w:t>
+            </w:r>
+          </w:p>
+        </w:tc>
+      </w:tr>
+      <w:tr>
+        <w:tc>
+          <w:tcPr>
+            <w:tcW w:type="dxa" w:w="1500"/>
+            <w:tcBorders>
+              <w:top w:val="single" w:color="BFBFBF" w:sz="4"/>
+              <w:left w:val="single" w:color="BFBFBF" w:sz="4"/>
+              <w:bottom w:val="single" w:color="BFBFBF" w:sz="4"/>
+              <w:right w:val="single" w:color="BFBFBF" w:sz="4"/>
+            </w:tcBorders>
+            <w:shd w:fill="DEEAF6" w:color="auto" w:val="clear"/>
+          </w:tcPr>
+          <w:p>
+            <w:r>
+              <w:rPr>
+                <w:rFonts w:ascii="Malgun Gothic" w:hAnsi="Malgun Gothic" w:cs="Malgun Gothic" w:eastAsia="Malgun Gothic"/>
+                <w:b/>
+                <w:i w:val="0"/>
+                <w:color w:val="1F3864"/>
+                <w:sz w:val="20"/>
+              </w:rPr>
+              <w:t>표현</w:t>
+            </w:r>
+          </w:p>
+        </w:tc>
+        <w:tc>
+          <w:tcPr>
+            <w:tcW w:type="dxa" w:w="8138"/>
+            <w:tcBorders>
+              <w:top w:val="single" w:color="BFBFBF" w:sz="4"/>
+              <w:left w:val="single" w:color="BFBFBF" w:sz="4"/>
+              <w:bottom w:val="single" w:color="BFBFBF" w:sz="4"/>
+              <w:right w:val="single" w:color="BFBFBF" w:sz="4"/>
+            </w:tcBorders>
+          </w:tcPr>
+          <w:p>
+            <w:pPr>
+              <w:spacing w:after="40"/>
+            </w:pPr>
+            <w:r>
+              <w:rPr>
+                <w:rFonts w:ascii="Malgun Gothic" w:hAnsi="Malgun Gothic" w:cs="Malgun Gothic" w:eastAsia="Malgun Gothic"/>
+                <w:b w:val="0"/>
+                <w:i w:val="0"/>
+                <w:sz w:val="20"/>
+              </w:rPr>
+              <w:t>im Anzug mit Fliege는 복장을 나타냅니다.</w:t>
+            </w:r>
+          </w:p>
+        </w:tc>
+      </w:tr>
+      <w:tr>
+        <w:tc>
+          <w:tcPr>
+            <w:tcW w:type="dxa" w:w="1500"/>
+            <w:tcBorders>
+              <w:top w:val="single" w:color="BFBFBF" w:sz="4"/>
+              <w:left w:val="single" w:color="BFBFBF" w:sz="4"/>
+              <w:bottom w:val="single" w:color="BFBFBF" w:sz="4"/>
+              <w:right w:val="single" w:color="BFBFBF" w:sz="4"/>
+            </w:tcBorders>
+            <w:shd w:fill="DEEAF6" w:color="auto" w:val="clear"/>
+          </w:tcPr>
+          <w:p>
+            <w:r>
+              <w:rPr>
+                <w:rFonts w:ascii="Malgun Gothic" w:hAnsi="Malgun Gothic" w:cs="Malgun Gothic" w:eastAsia="Malgun Gothic"/>
+                <w:b/>
+                <w:i w:val="0"/>
+                <w:color w:val="1F3864"/>
+                <w:sz w:val="20"/>
+              </w:rPr>
+              <w:t>시제</w:t>
+            </w:r>
+          </w:p>
+        </w:tc>
+        <w:tc>
+          <w:tcPr>
+            <w:tcW w:type="dxa" w:w="8138"/>
+            <w:tcBorders>
+              <w:top w:val="single" w:color="BFBFBF" w:sz="4"/>
+              <w:left w:val="single" w:color="BFBFBF" w:sz="4"/>
+              <w:bottom w:val="single" w:color="BFBFBF" w:sz="4"/>
+              <w:right w:val="single" w:color="BFBFBF" w:sz="4"/>
+            </w:tcBorders>
+          </w:tcPr>
+          <w:p>
+            <w:pPr>
+              <w:spacing w:after="40"/>
+            </w:pPr>
+            <w:r>
+              <w:rPr>
+                <w:rFonts w:ascii="Malgun Gothic" w:hAnsi="Malgun Gothic" w:cs="Malgun Gothic" w:eastAsia="Malgun Gothic"/>
+                <w:b w:val="0"/>
+                <w:i w:val="0"/>
+                <w:sz w:val="20"/>
+              </w:rPr>
+              <w:t>ankommen, steht는 현재형입니다.</w:t>
+            </w:r>
+          </w:p>
+        </w:tc>
+      </w:tr>
+    </w:tbl>
+    <w:p>
+      <w:pPr>
+        <w:spacing w:after="0"/>
+      </w:pPr>
+    </w:p>
+    <w:p>
+      <w:pPr>
+        <w:keepNext/>
+        <w:spacing w:before="160"/>
+      </w:pPr>
+      <w:r>
+        <w:rPr>
+          <w:rFonts w:ascii="Arial" w:hAnsi="Arial" w:cs="Arial" w:eastAsia="Malgun Gothic"/>
+          <w:b/>
+          <w:i w:val="0"/>
+          <w:sz w:val="22"/>
+        </w:rPr>
+        <w:t>11. Herr Bauer: Ein Verein wird nur einmal gegründet. Das erfordert Festkleidung. Ich habe sogar meinen alten Richterstab mitgebracht, aus Gewohnheit.</w:t>
+      </w:r>
+    </w:p>
+    <w:p>
+      <w:pPr>
+        <w:keepNext/>
+        <w:ind w:left="340"/>
+      </w:pPr>
+      <w:r>
+        <w:rPr>
+          <w:rFonts w:ascii="Malgun Gothic" w:hAnsi="Malgun Gothic" w:cs="Malgun Gothic" w:eastAsia="Malgun Gothic"/>
+          <w:b w:val="0"/>
+          <w:i/>
+          <w:color w:val="404040"/>
+          <w:sz w:val="20"/>
+        </w:rPr>
+        <w:t>협회는 한 번만 설립되는 법이지. 예복이 필요한 일이야. 습관으로 옛 판사 지팡이까지 가져왔어.</w:t>
+      </w:r>
+    </w:p>
+    <w:tbl>
+      <w:tblPr>
+        <w:tblW w:type="auto" w:w="0"/>
+        <w:tblLayout w:type="fixed"/>
+        <w:tblLook w:firstColumn="1" w:firstRow="1" w:lastColumn="0" w:lastRow="0" w:noHBand="0" w:noVBand="1" w:val="04A0"/>
+      </w:tblPr>
+      <w:tblGrid>
+        <w:gridCol w:w="4819"/>
+        <w:gridCol w:w="4819"/>
+      </w:tblGrid>
+      <w:tr>
+        <w:tc>
+          <w:tcPr>
+            <w:tcW w:type="dxa" w:w="1500"/>
+            <w:tcBorders>
+              <w:top w:val="single" w:color="BFBFBF" w:sz="4"/>
+              <w:left w:val="single" w:color="BFBFBF" w:sz="4"/>
+              <w:bottom w:val="single" w:color="BFBFBF" w:sz="4"/>
+              <w:right w:val="single" w:color="BFBFBF" w:sz="4"/>
+            </w:tcBorders>
+            <w:shd w:fill="DEEAF6" w:color="auto" w:val="clear"/>
+          </w:tcPr>
+          <w:p>
+            <w:r>
+              <w:rPr>
+                <w:rFonts w:ascii="Malgun Gothic" w:hAnsi="Malgun Gothic" w:cs="Malgun Gothic" w:eastAsia="Malgun Gothic"/>
+                <w:b/>
+                <w:i w:val="0"/>
+                <w:color w:val="1F3864"/>
+                <w:sz w:val="20"/>
+              </w:rPr>
+              <w:t>주요 단어</w:t>
+            </w:r>
+          </w:p>
+        </w:tc>
+        <w:tc>
+          <w:tcPr>
+            <w:tcW w:type="dxa" w:w="8138"/>
+            <w:tcBorders>
+              <w:top w:val="single" w:color="BFBFBF" w:sz="4"/>
+              <w:left w:val="single" w:color="BFBFBF" w:sz="4"/>
+              <w:bottom w:val="single" w:color="BFBFBF" w:sz="4"/>
+              <w:right w:val="single" w:color="BFBFBF" w:sz="4"/>
+            </w:tcBorders>
+          </w:tcPr>
+          <w:p>
+            <w:pPr>
+              <w:spacing w:after="40"/>
+            </w:pPr>
+            <w:r>
+              <w:rPr>
+                <w:rFonts w:ascii="Arial" w:hAnsi="Arial" w:cs="Arial" w:eastAsia="Malgun Gothic"/>
+                <w:b/>
+                <w:i w:val="0"/>
+                <w:sz w:val="20"/>
+              </w:rPr>
+              <w:t>erfordern</w:t>
+            </w:r>
+            <w:r>
+              <w:rPr>
+                <w:rFonts w:ascii="Malgun Gothic" w:hAnsi="Malgun Gothic" w:cs="Malgun Gothic" w:eastAsia="Malgun Gothic"/>
+                <w:b w:val="0"/>
+                <w:i w:val="0"/>
+                <w:sz w:val="20"/>
+              </w:rPr>
+              <w:t xml:space="preserve">  —  요구하다</w:t>
+            </w:r>
+          </w:p>
+          <w:p>
+            <w:pPr>
+              <w:spacing w:after="40"/>
+            </w:pPr>
+            <w:r>
+              <w:rPr>
+                <w:rFonts w:ascii="Arial" w:hAnsi="Arial" w:cs="Arial" w:eastAsia="Malgun Gothic"/>
+                <w:b/>
+                <w:i w:val="0"/>
+                <w:sz w:val="20"/>
+              </w:rPr>
+              <w:t>die Festkleidung (단수)</w:t>
+            </w:r>
+            <w:r>
+              <w:rPr>
+                <w:rFonts w:ascii="Malgun Gothic" w:hAnsi="Malgun Gothic" w:cs="Malgun Gothic" w:eastAsia="Malgun Gothic"/>
+                <w:b w:val="0"/>
+                <w:i w:val="0"/>
+                <w:sz w:val="20"/>
+              </w:rPr>
+              <w:t xml:space="preserve">  —  예복</w:t>
+            </w:r>
+          </w:p>
+          <w:p>
+            <w:pPr>
+              <w:spacing w:after="40"/>
+            </w:pPr>
+            <w:r>
+              <w:rPr>
+                <w:rFonts w:ascii="Arial" w:hAnsi="Arial" w:cs="Arial" w:eastAsia="Malgun Gothic"/>
+                <w:b/>
+                <w:i w:val="0"/>
+                <w:sz w:val="20"/>
+              </w:rPr>
+              <w:t>die Gewohnheit, -en</w:t>
+            </w:r>
+            <w:r>
+              <w:rPr>
+                <w:rFonts w:ascii="Malgun Gothic" w:hAnsi="Malgun Gothic" w:cs="Malgun Gothic" w:eastAsia="Malgun Gothic"/>
+                <w:b w:val="0"/>
+                <w:i w:val="0"/>
+                <w:sz w:val="20"/>
+              </w:rPr>
+              <w:t xml:space="preserve">  —  습관</w:t>
+            </w:r>
+          </w:p>
+        </w:tc>
+      </w:tr>
+      <w:tr>
+        <w:tc>
+          <w:tcPr>
+            <w:tcW w:type="dxa" w:w="1500"/>
+            <w:tcBorders>
+              <w:top w:val="single" w:color="BFBFBF" w:sz="4"/>
+              <w:left w:val="single" w:color="BFBFBF" w:sz="4"/>
+              <w:bottom w:val="single" w:color="BFBFBF" w:sz="4"/>
+              <w:right w:val="single" w:color="BFBFBF" w:sz="4"/>
+            </w:tcBorders>
+            <w:shd w:fill="DEEAF6" w:color="auto" w:val="clear"/>
+          </w:tcPr>
+          <w:p>
+            <w:r>
+              <w:rPr>
+                <w:rFonts w:ascii="Malgun Gothic" w:hAnsi="Malgun Gothic" w:cs="Malgun Gothic" w:eastAsia="Malgun Gothic"/>
+                <w:b/>
+                <w:i w:val="0"/>
+                <w:color w:val="1F3864"/>
+                <w:sz w:val="20"/>
+              </w:rPr>
+              <w:t>문법</w:t>
+            </w:r>
+          </w:p>
+        </w:tc>
+        <w:tc>
+          <w:tcPr>
+            <w:tcW w:type="dxa" w:w="8138"/>
+            <w:tcBorders>
+              <w:top w:val="single" w:color="BFBFBF" w:sz="4"/>
+              <w:left w:val="single" w:color="BFBFBF" w:sz="4"/>
+              <w:bottom w:val="single" w:color="BFBFBF" w:sz="4"/>
+              <w:right w:val="single" w:color="BFBFBF" w:sz="4"/>
+            </w:tcBorders>
+          </w:tcPr>
+          <w:p>
+            <w:pPr>
+              <w:spacing w:after="40"/>
+            </w:pPr>
+            <w:r>
+              <w:rPr>
+                <w:rFonts w:ascii="Malgun Gothic" w:hAnsi="Malgun Gothic" w:cs="Malgun Gothic" w:eastAsia="Malgun Gothic"/>
+                <w:b w:val="0"/>
+                <w:i w:val="0"/>
+                <w:sz w:val="20"/>
+              </w:rPr>
+              <w:t>Ein Verein wird nur einmal gegründet는 현재 수동입니다. Ich habe sogar meinen alten Richterstab mitgebracht는 현재완료입니다.</w:t>
+            </w:r>
+          </w:p>
+        </w:tc>
+      </w:tr>
+      <w:tr>
+        <w:tc>
+          <w:tcPr>
+            <w:tcW w:type="dxa" w:w="1500"/>
+            <w:tcBorders>
+              <w:top w:val="single" w:color="BFBFBF" w:sz="4"/>
+              <w:left w:val="single" w:color="BFBFBF" w:sz="4"/>
+              <w:bottom w:val="single" w:color="BFBFBF" w:sz="4"/>
+              <w:right w:val="single" w:color="BFBFBF" w:sz="4"/>
+            </w:tcBorders>
+            <w:shd w:fill="DEEAF6" w:color="auto" w:val="clear"/>
+          </w:tcPr>
+          <w:p>
+            <w:r>
+              <w:rPr>
+                <w:rFonts w:ascii="Malgun Gothic" w:hAnsi="Malgun Gothic" w:cs="Malgun Gothic" w:eastAsia="Malgun Gothic"/>
+                <w:b/>
+                <w:i w:val="0"/>
+                <w:color w:val="1F3864"/>
+                <w:sz w:val="20"/>
+              </w:rPr>
+              <w:t>표현</w:t>
+            </w:r>
+          </w:p>
+        </w:tc>
+        <w:tc>
+          <w:tcPr>
+            <w:tcW w:type="dxa" w:w="8138"/>
+            <w:tcBorders>
+              <w:top w:val="single" w:color="BFBFBF" w:sz="4"/>
+              <w:left w:val="single" w:color="BFBFBF" w:sz="4"/>
+              <w:bottom w:val="single" w:color="BFBFBF" w:sz="4"/>
+              <w:right w:val="single" w:color="BFBFBF" w:sz="4"/>
+            </w:tcBorders>
+          </w:tcPr>
+          <w:p>
+            <w:pPr>
+              <w:spacing w:after="40"/>
+            </w:pPr>
+            <w:r>
+              <w:rPr>
+                <w:rFonts w:ascii="Malgun Gothic" w:hAnsi="Malgun Gothic" w:cs="Malgun Gothic" w:eastAsia="Malgun Gothic"/>
+                <w:b w:val="0"/>
+                <w:i w:val="0"/>
+                <w:sz w:val="20"/>
+              </w:rPr>
+              <w:t>aus Gewohnheit은 aus + 3격으로 이유를 나타냅니다.</w:t>
+            </w:r>
+          </w:p>
+        </w:tc>
+      </w:tr>
+      <w:tr>
+        <w:tc>
+          <w:tcPr>
+            <w:tcW w:type="dxa" w:w="1500"/>
+            <w:tcBorders>
+              <w:top w:val="single" w:color="BFBFBF" w:sz="4"/>
+              <w:left w:val="single" w:color="BFBFBF" w:sz="4"/>
+              <w:bottom w:val="single" w:color="BFBFBF" w:sz="4"/>
+              <w:right w:val="single" w:color="BFBFBF" w:sz="4"/>
+            </w:tcBorders>
+            <w:shd w:fill="DEEAF6" w:color="auto" w:val="clear"/>
+          </w:tcPr>
+          <w:p>
+            <w:r>
+              <w:rPr>
+                <w:rFonts w:ascii="Malgun Gothic" w:hAnsi="Malgun Gothic" w:cs="Malgun Gothic" w:eastAsia="Malgun Gothic"/>
+                <w:b/>
+                <w:i w:val="0"/>
+                <w:color w:val="1F3864"/>
+                <w:sz w:val="20"/>
+              </w:rPr>
+              <w:t>시제</w:t>
+            </w:r>
+          </w:p>
+        </w:tc>
+        <w:tc>
+          <w:tcPr>
+            <w:tcW w:type="dxa" w:w="8138"/>
+            <w:tcBorders>
+              <w:top w:val="single" w:color="BFBFBF" w:sz="4"/>
+              <w:left w:val="single" w:color="BFBFBF" w:sz="4"/>
+              <w:bottom w:val="single" w:color="BFBFBF" w:sz="4"/>
+              <w:right w:val="single" w:color="BFBFBF" w:sz="4"/>
+            </w:tcBorders>
+          </w:tcPr>
+          <w:p>
+            <w:pPr>
+              <w:spacing w:after="40"/>
+            </w:pPr>
+            <w:r>
+              <w:rPr>
+                <w:rFonts w:ascii="Malgun Gothic" w:hAnsi="Malgun Gothic" w:cs="Malgun Gothic" w:eastAsia="Malgun Gothic"/>
+                <w:b w:val="0"/>
+                <w:i w:val="0"/>
+                <w:sz w:val="20"/>
+              </w:rPr>
+              <w:t>wird ... gegründet, erfordert는 현재형이고 habe ... mitgebracht는 현재완료입니다.</w:t>
+            </w:r>
+          </w:p>
+        </w:tc>
+      </w:tr>
+    </w:tbl>
+    <w:p>
+      <w:pPr>
+        <w:spacing w:after="0"/>
+      </w:pPr>
+    </w:p>
+    <w:p>
+      <w:pPr>
+        <w:keepNext/>
+        <w:spacing w:before="160"/>
+      </w:pPr>
+      <w:r>
+        <w:rPr>
+          <w:rFonts w:ascii="Arial" w:hAnsi="Arial" w:cs="Arial" w:eastAsia="Malgun Gothic"/>
+          <w:b/>
+          <w:i w:val="0"/>
+          <w:sz w:val="22"/>
+        </w:rPr>
+        <w:t>12. Frau Weber: Und ich habe den Kuchen gebacken. Mohn, wie versprochen. Ich habe ihn nicht vorher gegeben, aber jetzt ist die Sache ja erledigt.</w:t>
+      </w:r>
+    </w:p>
+    <w:p>
+      <w:pPr>
+        <w:keepNext/>
+        <w:ind w:left="340"/>
+      </w:pPr>
+      <w:r>
+        <w:rPr>
+          <w:rFonts w:ascii="Malgun Gothic" w:hAnsi="Malgun Gothic" w:cs="Malgun Gothic" w:eastAsia="Malgun Gothic"/>
+          <w:b w:val="0"/>
+          <w:i/>
+          <w:color w:val="404040"/>
+          <w:sz w:val="20"/>
+        </w:rPr>
+        <w:t>그리고 저는 케이크를 구웠어요. 약속대로 양귀비씨로요. 미리 드리지는 않았지만 이제 일이 끝났잖아요.</w:t>
+      </w:r>
+    </w:p>
+    <w:tbl>
+      <w:tblPr>
+        <w:tblW w:type="auto" w:w="0"/>
+        <w:tblLayout w:type="fixed"/>
+        <w:tblLook w:firstColumn="1" w:firstRow="1" w:lastColumn="0" w:lastRow="0" w:noHBand="0" w:noVBand="1" w:val="04A0"/>
+      </w:tblPr>
+      <w:tblGrid>
+        <w:gridCol w:w="4819"/>
+        <w:gridCol w:w="4819"/>
+      </w:tblGrid>
+      <w:tr>
+        <w:tc>
+          <w:tcPr>
+            <w:tcW w:type="dxa" w:w="1500"/>
+            <w:tcBorders>
+              <w:top w:val="single" w:color="BFBFBF" w:sz="4"/>
+              <w:left w:val="single" w:color="BFBFBF" w:sz="4"/>
+              <w:bottom w:val="single" w:color="BFBFBF" w:sz="4"/>
+              <w:right w:val="single" w:color="BFBFBF" w:sz="4"/>
+            </w:tcBorders>
+            <w:shd w:fill="DEEAF6" w:color="auto" w:val="clear"/>
+          </w:tcPr>
+          <w:p>
+            <w:r>
+              <w:rPr>
+                <w:rFonts w:ascii="Malgun Gothic" w:hAnsi="Malgun Gothic" w:cs="Malgun Gothic" w:eastAsia="Malgun Gothic"/>
+                <w:b/>
+                <w:i w:val="0"/>
+                <w:color w:val="1F3864"/>
+                <w:sz w:val="20"/>
+              </w:rPr>
+              <w:t>주요 단어</w:t>
+            </w:r>
+          </w:p>
+        </w:tc>
+        <w:tc>
+          <w:tcPr>
+            <w:tcW w:type="dxa" w:w="8138"/>
+            <w:tcBorders>
+              <w:top w:val="single" w:color="BFBFBF" w:sz="4"/>
+              <w:left w:val="single" w:color="BFBFBF" w:sz="4"/>
+              <w:bottom w:val="single" w:color="BFBFBF" w:sz="4"/>
+              <w:right w:val="single" w:color="BFBFBF" w:sz="4"/>
+            </w:tcBorders>
+          </w:tcPr>
+          <w:p>
+            <w:pPr>
+              <w:spacing w:after="40"/>
+            </w:pPr>
+            <w:r>
+              <w:rPr>
+                <w:rFonts w:ascii="Arial" w:hAnsi="Arial" w:cs="Arial" w:eastAsia="Malgun Gothic"/>
+                <w:b/>
+                <w:i w:val="0"/>
+                <w:sz w:val="20"/>
+              </w:rPr>
+              <w:t>backen</w:t>
+            </w:r>
+            <w:r>
+              <w:rPr>
+                <w:rFonts w:ascii="Malgun Gothic" w:hAnsi="Malgun Gothic" w:cs="Malgun Gothic" w:eastAsia="Malgun Gothic"/>
+                <w:b w:val="0"/>
+                <w:i w:val="0"/>
+                <w:sz w:val="20"/>
+              </w:rPr>
+              <w:t xml:space="preserve">  —  굽다</w:t>
+            </w:r>
+          </w:p>
+          <w:p>
+            <w:pPr>
+              <w:spacing w:after="40"/>
+            </w:pPr>
+            <w:r>
+              <w:rPr>
+                <w:rFonts w:ascii="Arial" w:hAnsi="Arial" w:cs="Arial" w:eastAsia="Malgun Gothic"/>
+                <w:b/>
+                <w:i w:val="0"/>
+                <w:sz w:val="20"/>
+              </w:rPr>
+              <w:t>versprechen</w:t>
+            </w:r>
+            <w:r>
+              <w:rPr>
+                <w:rFonts w:ascii="Malgun Gothic" w:hAnsi="Malgun Gothic" w:cs="Malgun Gothic" w:eastAsia="Malgun Gothic"/>
+                <w:b w:val="0"/>
+                <w:i w:val="0"/>
+                <w:sz w:val="20"/>
+              </w:rPr>
+              <w:t xml:space="preserve">  —  약속하다</w:t>
+            </w:r>
+          </w:p>
+          <w:p>
+            <w:pPr>
+              <w:spacing w:after="40"/>
+            </w:pPr>
+            <w:r>
+              <w:rPr>
+                <w:rFonts w:ascii="Arial" w:hAnsi="Arial" w:cs="Arial" w:eastAsia="Malgun Gothic"/>
+                <w:b/>
+                <w:i w:val="0"/>
+                <w:sz w:val="20"/>
+              </w:rPr>
+              <w:t>erledigt</w:t>
+            </w:r>
+            <w:r>
+              <w:rPr>
+                <w:rFonts w:ascii="Malgun Gothic" w:hAnsi="Malgun Gothic" w:cs="Malgun Gothic" w:eastAsia="Malgun Gothic"/>
+                <w:b w:val="0"/>
+                <w:i w:val="0"/>
+                <w:sz w:val="20"/>
+              </w:rPr>
+              <w:t xml:space="preserve">  —  처리된</w:t>
+            </w:r>
+          </w:p>
+        </w:tc>
+      </w:tr>
+      <w:tr>
+        <w:tc>
+          <w:tcPr>
+            <w:tcW w:type="dxa" w:w="1500"/>
+            <w:tcBorders>
+              <w:top w:val="single" w:color="BFBFBF" w:sz="4"/>
+              <w:left w:val="single" w:color="BFBFBF" w:sz="4"/>
+              <w:bottom w:val="single" w:color="BFBFBF" w:sz="4"/>
+              <w:right w:val="single" w:color="BFBFBF" w:sz="4"/>
+            </w:tcBorders>
+            <w:shd w:fill="DEEAF6" w:color="auto" w:val="clear"/>
+          </w:tcPr>
+          <w:p>
+            <w:r>
+              <w:rPr>
+                <w:rFonts w:ascii="Malgun Gothic" w:hAnsi="Malgun Gothic" w:cs="Malgun Gothic" w:eastAsia="Malgun Gothic"/>
+                <w:b/>
+                <w:i w:val="0"/>
+                <w:color w:val="1F3864"/>
+                <w:sz w:val="20"/>
+              </w:rPr>
+              <w:t>문법</w:t>
+            </w:r>
+          </w:p>
+        </w:tc>
+        <w:tc>
+          <w:tcPr>
+            <w:tcW w:type="dxa" w:w="8138"/>
+            <w:tcBorders>
+              <w:top w:val="single" w:color="BFBFBF" w:sz="4"/>
+              <w:left w:val="single" w:color="BFBFBF" w:sz="4"/>
+              <w:bottom w:val="single" w:color="BFBFBF" w:sz="4"/>
+              <w:right w:val="single" w:color="BFBFBF" w:sz="4"/>
+            </w:tcBorders>
+          </w:tcPr>
+          <w:p>
+            <w:pPr>
+              <w:spacing w:after="40"/>
+            </w:pPr>
+            <w:r>
+              <w:rPr>
+                <w:rFonts w:ascii="Malgun Gothic" w:hAnsi="Malgun Gothic" w:cs="Malgun Gothic" w:eastAsia="Malgun Gothic"/>
+                <w:b w:val="0"/>
+                <w:i w:val="0"/>
+                <w:sz w:val="20"/>
+              </w:rPr>
+              <w:t>Ich habe den Kuchen gebacken과 Ich habe ihn nicht vorher gegeben은 현재완료입니다. jetzt ist die Sache ja erledigt는 상태 수동입니다.</w:t>
+            </w:r>
+          </w:p>
+        </w:tc>
+      </w:tr>
+      <w:tr>
+        <w:tc>
+          <w:tcPr>
+            <w:tcW w:type="dxa" w:w="1500"/>
+            <w:tcBorders>
+              <w:top w:val="single" w:color="BFBFBF" w:sz="4"/>
+              <w:left w:val="single" w:color="BFBFBF" w:sz="4"/>
+              <w:bottom w:val="single" w:color="BFBFBF" w:sz="4"/>
+              <w:right w:val="single" w:color="BFBFBF" w:sz="4"/>
+            </w:tcBorders>
+            <w:shd w:fill="DEEAF6" w:color="auto" w:val="clear"/>
+          </w:tcPr>
+          <w:p>
+            <w:r>
+              <w:rPr>
+                <w:rFonts w:ascii="Malgun Gothic" w:hAnsi="Malgun Gothic" w:cs="Malgun Gothic" w:eastAsia="Malgun Gothic"/>
+                <w:b/>
+                <w:i w:val="0"/>
+                <w:color w:val="1F3864"/>
+                <w:sz w:val="20"/>
+              </w:rPr>
+              <w:t>표현</w:t>
+            </w:r>
+          </w:p>
+        </w:tc>
+        <w:tc>
+          <w:tcPr>
+            <w:tcW w:type="dxa" w:w="8138"/>
+            <w:tcBorders>
+              <w:top w:val="single" w:color="BFBFBF" w:sz="4"/>
+              <w:left w:val="single" w:color="BFBFBF" w:sz="4"/>
+              <w:bottom w:val="single" w:color="BFBFBF" w:sz="4"/>
+              <w:right w:val="single" w:color="BFBFBF" w:sz="4"/>
+            </w:tcBorders>
+          </w:tcPr>
+          <w:p>
+            <w:pPr>
+              <w:spacing w:after="40"/>
+            </w:pPr>
+            <w:r>
+              <w:rPr>
+                <w:rFonts w:ascii="Malgun Gothic" w:hAnsi="Malgun Gothic" w:cs="Malgun Gothic" w:eastAsia="Malgun Gothic"/>
+                <w:b w:val="0"/>
+                <w:i w:val="0"/>
+                <w:sz w:val="20"/>
+              </w:rPr>
+              <w:t>wie versprochen은 약속대로라는 표현입니다.</w:t>
+            </w:r>
+          </w:p>
+        </w:tc>
+      </w:tr>
+      <w:tr>
+        <w:tc>
+          <w:tcPr>
+            <w:tcW w:type="dxa" w:w="1500"/>
+            <w:tcBorders>
+              <w:top w:val="single" w:color="BFBFBF" w:sz="4"/>
+              <w:left w:val="single" w:color="BFBFBF" w:sz="4"/>
+              <w:bottom w:val="single" w:color="BFBFBF" w:sz="4"/>
+              <w:right w:val="single" w:color="BFBFBF" w:sz="4"/>
+            </w:tcBorders>
+            <w:shd w:fill="DEEAF6" w:color="auto" w:val="clear"/>
+          </w:tcPr>
+          <w:p>
+            <w:r>
+              <w:rPr>
+                <w:rFonts w:ascii="Malgun Gothic" w:hAnsi="Malgun Gothic" w:cs="Malgun Gothic" w:eastAsia="Malgun Gothic"/>
+                <w:b/>
+                <w:i w:val="0"/>
+                <w:color w:val="1F3864"/>
+                <w:sz w:val="20"/>
+              </w:rPr>
+              <w:t>시제</w:t>
+            </w:r>
+          </w:p>
+        </w:tc>
+        <w:tc>
+          <w:tcPr>
+            <w:tcW w:type="dxa" w:w="8138"/>
+            <w:tcBorders>
+              <w:top w:val="single" w:color="BFBFBF" w:sz="4"/>
+              <w:left w:val="single" w:color="BFBFBF" w:sz="4"/>
+              <w:bottom w:val="single" w:color="BFBFBF" w:sz="4"/>
+              <w:right w:val="single" w:color="BFBFBF" w:sz="4"/>
+            </w:tcBorders>
+          </w:tcPr>
+          <w:p>
+            <w:pPr>
+              <w:spacing w:after="40"/>
+            </w:pPr>
+            <w:r>
+              <w:rPr>
+                <w:rFonts w:ascii="Malgun Gothic" w:hAnsi="Malgun Gothic" w:cs="Malgun Gothic" w:eastAsia="Malgun Gothic"/>
+                <w:b w:val="0"/>
+                <w:i w:val="0"/>
+                <w:sz w:val="20"/>
+              </w:rPr>
+              <w:t>habe ... gebacken, ... gegeben은 현재완료이고 ist ... erledigt는 상태 수동입니다.</w:t>
+            </w:r>
+          </w:p>
+        </w:tc>
+      </w:tr>
+    </w:tbl>
+    <w:p>
+      <w:pPr>
+        <w:spacing w:after="0"/>
+      </w:pPr>
+    </w:p>
+    <w:p>
+      <w:pPr>
+        <w:keepNext/>
+        <w:spacing w:before="160"/>
+      </w:pPr>
+      <w:r>
+        <w:rPr>
+          <w:rFonts w:ascii="Arial" w:hAnsi="Arial" w:cs="Arial" w:eastAsia="Malgun Gothic"/>
+          <w:b/>
+          <w:i w:val="0"/>
+          <w:sz w:val="22"/>
+        </w:rPr>
+        <w:t>13. Jonas: Ich nehme das Blech entgegen, und es duftet nach Mohn, Butter und Zitrone. In diesem Moment weiß ich, dass dieser Tag in meiner Erinnerung nicht verblassen wird.</w:t>
+      </w:r>
+    </w:p>
+    <w:p>
+      <w:pPr>
+        <w:keepNext/>
+        <w:ind w:left="340"/>
+      </w:pPr>
+      <w:r>
+        <w:rPr>
+          <w:rFonts w:ascii="Malgun Gothic" w:hAnsi="Malgun Gothic" w:cs="Malgun Gothic" w:eastAsia="Malgun Gothic"/>
+          <w:b w:val="0"/>
+          <w:i/>
+          <w:color w:val="404040"/>
+          <w:sz w:val="20"/>
+        </w:rPr>
+        <w:t>케이크 쟁반을 받자 양귀비씨, 버터, 레몬 향이 난다. 이 순간 이 날이 내 기억 속에서 바래지 않을 거라는 걸 안다.</w:t>
+      </w:r>
+    </w:p>
+    <w:tbl>
+      <w:tblPr>
+        <w:tblW w:type="auto" w:w="0"/>
+        <w:tblLayout w:type="fixed"/>
+        <w:tblLook w:firstColumn="1" w:firstRow="1" w:lastColumn="0" w:lastRow="0" w:noHBand="0" w:noVBand="1" w:val="04A0"/>
+      </w:tblPr>
+      <w:tblGrid>
+        <w:gridCol w:w="4819"/>
+        <w:gridCol w:w="4819"/>
+      </w:tblGrid>
+      <w:tr>
+        <w:tc>
+          <w:tcPr>
+            <w:tcW w:type="dxa" w:w="1500"/>
+            <w:tcBorders>
+              <w:top w:val="single" w:color="BFBFBF" w:sz="4"/>
+              <w:left w:val="single" w:color="BFBFBF" w:sz="4"/>
+              <w:bottom w:val="single" w:color="BFBFBF" w:sz="4"/>
+              <w:right w:val="single" w:color="BFBFBF" w:sz="4"/>
+            </w:tcBorders>
+            <w:shd w:fill="DEEAF6" w:color="auto" w:val="clear"/>
+          </w:tcPr>
+          <w:p>
+            <w:r>
+              <w:rPr>
+                <w:rFonts w:ascii="Malgun Gothic" w:hAnsi="Malgun Gothic" w:cs="Malgun Gothic" w:eastAsia="Malgun Gothic"/>
+                <w:b/>
+                <w:i w:val="0"/>
+                <w:color w:val="1F3864"/>
+                <w:sz w:val="20"/>
+              </w:rPr>
+              <w:t>주요 단어</w:t>
+            </w:r>
+          </w:p>
+        </w:tc>
+        <w:tc>
+          <w:tcPr>
+            <w:tcW w:type="dxa" w:w="8138"/>
+            <w:tcBorders>
+              <w:top w:val="single" w:color="BFBFBF" w:sz="4"/>
+              <w:left w:val="single" w:color="BFBFBF" w:sz="4"/>
+              <w:bottom w:val="single" w:color="BFBFBF" w:sz="4"/>
+              <w:right w:val="single" w:color="BFBFBF" w:sz="4"/>
+            </w:tcBorders>
+          </w:tcPr>
+          <w:p>
+            <w:pPr>
+              <w:spacing w:after="40"/>
+            </w:pPr>
+            <w:r>
+              <w:rPr>
+                <w:rFonts w:ascii="Arial" w:hAnsi="Arial" w:cs="Arial" w:eastAsia="Malgun Gothic"/>
+                <w:b/>
+                <w:i w:val="0"/>
+                <w:sz w:val="20"/>
+              </w:rPr>
+              <w:t>entgegennehmen</w:t>
+            </w:r>
+            <w:r>
+              <w:rPr>
+                <w:rFonts w:ascii="Malgun Gothic" w:hAnsi="Malgun Gothic" w:cs="Malgun Gothic" w:eastAsia="Malgun Gothic"/>
+                <w:b w:val="0"/>
+                <w:i w:val="0"/>
+                <w:sz w:val="20"/>
+              </w:rPr>
+              <w:t xml:space="preserve">  —  받다</w:t>
+            </w:r>
+          </w:p>
+          <w:p>
+            <w:pPr>
+              <w:spacing w:after="40"/>
+            </w:pPr>
+            <w:r>
+              <w:rPr>
+                <w:rFonts w:ascii="Arial" w:hAnsi="Arial" w:cs="Arial" w:eastAsia="Malgun Gothic"/>
+                <w:b/>
+                <w:i w:val="0"/>
+                <w:sz w:val="20"/>
+              </w:rPr>
+              <w:t>duften</w:t>
+            </w:r>
+            <w:r>
+              <w:rPr>
+                <w:rFonts w:ascii="Malgun Gothic" w:hAnsi="Malgun Gothic" w:cs="Malgun Gothic" w:eastAsia="Malgun Gothic"/>
+                <w:b w:val="0"/>
+                <w:i w:val="0"/>
+                <w:sz w:val="20"/>
+              </w:rPr>
+              <w:t xml:space="preserve">  —  향기가 나다</w:t>
+            </w:r>
+          </w:p>
+          <w:p>
+            <w:pPr>
+              <w:spacing w:after="40"/>
+            </w:pPr>
+            <w:r>
+              <w:rPr>
+                <w:rFonts w:ascii="Arial" w:hAnsi="Arial" w:cs="Arial" w:eastAsia="Malgun Gothic"/>
+                <w:b/>
+                <w:i w:val="0"/>
+                <w:sz w:val="20"/>
+              </w:rPr>
+              <w:t>verblassen</w:t>
+            </w:r>
+            <w:r>
+              <w:rPr>
+                <w:rFonts w:ascii="Malgun Gothic" w:hAnsi="Malgun Gothic" w:cs="Malgun Gothic" w:eastAsia="Malgun Gothic"/>
+                <w:b w:val="0"/>
+                <w:i w:val="0"/>
+                <w:sz w:val="20"/>
+              </w:rPr>
+              <w:t xml:space="preserve">  —  바래다</w:t>
+            </w:r>
+          </w:p>
+        </w:tc>
+      </w:tr>
+      <w:tr>
+        <w:tc>
+          <w:tcPr>
+            <w:tcW w:type="dxa" w:w="1500"/>
+            <w:tcBorders>
+              <w:top w:val="single" w:color="BFBFBF" w:sz="4"/>
+              <w:left w:val="single" w:color="BFBFBF" w:sz="4"/>
+              <w:bottom w:val="single" w:color="BFBFBF" w:sz="4"/>
+              <w:right w:val="single" w:color="BFBFBF" w:sz="4"/>
+            </w:tcBorders>
+            <w:shd w:fill="DEEAF6" w:color="auto" w:val="clear"/>
+          </w:tcPr>
+          <w:p>
+            <w:r>
+              <w:rPr>
+                <w:rFonts w:ascii="Malgun Gothic" w:hAnsi="Malgun Gothic" w:cs="Malgun Gothic" w:eastAsia="Malgun Gothic"/>
+                <w:b/>
+                <w:i w:val="0"/>
+                <w:color w:val="1F3864"/>
+                <w:sz w:val="20"/>
+              </w:rPr>
+              <w:t>문법</w:t>
+            </w:r>
+          </w:p>
+        </w:tc>
+        <w:tc>
+          <w:tcPr>
+            <w:tcW w:type="dxa" w:w="8138"/>
+            <w:tcBorders>
+              <w:top w:val="single" w:color="BFBFBF" w:sz="4"/>
+              <w:left w:val="single" w:color="BFBFBF" w:sz="4"/>
+              <w:bottom w:val="single" w:color="BFBFBF" w:sz="4"/>
+              <w:right w:val="single" w:color="BFBFBF" w:sz="4"/>
+            </w:tcBorders>
+          </w:tcPr>
+          <w:p>
+            <w:pPr>
+              <w:spacing w:after="40"/>
+            </w:pPr>
+            <w:r>
+              <w:rPr>
+                <w:rFonts w:ascii="Malgun Gothic" w:hAnsi="Malgun Gothic" w:cs="Malgun Gothic" w:eastAsia="Malgun Gothic"/>
+                <w:b w:val="0"/>
+                <w:i w:val="0"/>
+                <w:sz w:val="20"/>
+              </w:rPr>
+              <w:t>Ich nehme das Blech entgegen은 분리동사입니다. weiß ich, dass dieser Tag ... nicht verblassen wird에서 dass절 끝에 미래형 wird가 옵니다.</w:t>
+            </w:r>
+          </w:p>
+        </w:tc>
+      </w:tr>
+      <w:tr>
+        <w:tc>
+          <w:tcPr>
+            <w:tcW w:type="dxa" w:w="1500"/>
+            <w:tcBorders>
+              <w:top w:val="single" w:color="BFBFBF" w:sz="4"/>
+              <w:left w:val="single" w:color="BFBFBF" w:sz="4"/>
+              <w:bottom w:val="single" w:color="BFBFBF" w:sz="4"/>
+              <w:right w:val="single" w:color="BFBFBF" w:sz="4"/>
+            </w:tcBorders>
+            <w:shd w:fill="DEEAF6" w:color="auto" w:val="clear"/>
+          </w:tcPr>
+          <w:p>
+            <w:r>
+              <w:rPr>
+                <w:rFonts w:ascii="Malgun Gothic" w:hAnsi="Malgun Gothic" w:cs="Malgun Gothic" w:eastAsia="Malgun Gothic"/>
+                <w:b/>
+                <w:i w:val="0"/>
+                <w:color w:val="1F3864"/>
+                <w:sz w:val="20"/>
+              </w:rPr>
+              <w:t>표현</w:t>
+            </w:r>
+          </w:p>
+        </w:tc>
+        <w:tc>
+          <w:tcPr>
+            <w:tcW w:type="dxa" w:w="8138"/>
+            <w:tcBorders>
+              <w:top w:val="single" w:color="BFBFBF" w:sz="4"/>
+              <w:left w:val="single" w:color="BFBFBF" w:sz="4"/>
+              <w:bottom w:val="single" w:color="BFBFBF" w:sz="4"/>
+              <w:right w:val="single" w:color="BFBFBF" w:sz="4"/>
+            </w:tcBorders>
+          </w:tcPr>
+          <w:p>
+            <w:pPr>
+              <w:spacing w:after="40"/>
+            </w:pPr>
+            <w:r>
+              <w:rPr>
+                <w:rFonts w:ascii="Malgun Gothic" w:hAnsi="Malgun Gothic" w:cs="Malgun Gothic" w:eastAsia="Malgun Gothic"/>
+                <w:b w:val="0"/>
+                <w:i w:val="0"/>
+                <w:sz w:val="20"/>
+              </w:rPr>
+              <w:t>in meiner Erinnerung은 in + 3격입니다.</w:t>
+            </w:r>
+          </w:p>
+        </w:tc>
+      </w:tr>
+      <w:tr>
+        <w:tc>
+          <w:tcPr>
+            <w:tcW w:type="dxa" w:w="1500"/>
+            <w:tcBorders>
+              <w:top w:val="single" w:color="BFBFBF" w:sz="4"/>
+              <w:left w:val="single" w:color="BFBFBF" w:sz="4"/>
+              <w:bottom w:val="single" w:color="BFBFBF" w:sz="4"/>
+              <w:right w:val="single" w:color="BFBFBF" w:sz="4"/>
+            </w:tcBorders>
+            <w:shd w:fill="DEEAF6" w:color="auto" w:val="clear"/>
+          </w:tcPr>
+          <w:p>
+            <w:r>
+              <w:rPr>
+                <w:rFonts w:ascii="Malgun Gothic" w:hAnsi="Malgun Gothic" w:cs="Malgun Gothic" w:eastAsia="Malgun Gothic"/>
+                <w:b/>
+                <w:i w:val="0"/>
+                <w:color w:val="1F3864"/>
+                <w:sz w:val="20"/>
+              </w:rPr>
+              <w:t>시제</w:t>
+            </w:r>
+          </w:p>
+        </w:tc>
+        <w:tc>
+          <w:tcPr>
+            <w:tcW w:type="dxa" w:w="8138"/>
+            <w:tcBorders>
+              <w:top w:val="single" w:color="BFBFBF" w:sz="4"/>
+              <w:left w:val="single" w:color="BFBFBF" w:sz="4"/>
+              <w:bottom w:val="single" w:color="BFBFBF" w:sz="4"/>
+              <w:right w:val="single" w:color="BFBFBF" w:sz="4"/>
+            </w:tcBorders>
+          </w:tcPr>
+          <w:p>
+            <w:pPr>
+              <w:spacing w:after="40"/>
+            </w:pPr>
+            <w:r>
+              <w:rPr>
+                <w:rFonts w:ascii="Malgun Gothic" w:hAnsi="Malgun Gothic" w:cs="Malgun Gothic" w:eastAsia="Malgun Gothic"/>
+                <w:b w:val="0"/>
+                <w:i w:val="0"/>
+                <w:sz w:val="20"/>
+              </w:rPr>
+              <w:t>nehme ... entgegen, duftet, weiß는 현재형이고 verblassen wird는 미래형입니다.</w:t>
+            </w:r>
+          </w:p>
+        </w:tc>
+      </w:tr>
+    </w:tbl>
+    <w:p>
+      <w:pPr>
+        <w:spacing w:after="0"/>
+      </w:pPr>
+    </w:p>
+    <w:p>
+      <w:pPr>
+        <w:keepNext/>
+        <w:spacing w:before="160"/>
+      </w:pPr>
+      <w:r>
+        <w:rPr>
+          <w:rFonts w:ascii="Arial" w:hAnsi="Arial" w:cs="Arial" w:eastAsia="Malgun Gothic"/>
+          <w:b/>
+          <w:i w:val="0"/>
+          <w:sz w:val="22"/>
+        </w:rPr>
+        <w:t>14. Piotr: Meine Damen und Herren, Pierogi in Reih und Glied! Bitte bedienen Sie sich, aber nehmen Sie nicht die gesamte Platte. Es sind noch hundert Leute zu verköstigen!</w:t>
+      </w:r>
+    </w:p>
+    <w:p>
+      <w:pPr>
+        <w:keepNext/>
+        <w:ind w:left="340"/>
+      </w:pPr>
+      <w:r>
+        <w:rPr>
+          <w:rFonts w:ascii="Malgun Gothic" w:hAnsi="Malgun Gothic" w:cs="Malgun Gothic" w:eastAsia="Malgun Gothic"/>
+          <w:b w:val="0"/>
+          <w:i/>
+          <w:color w:val="404040"/>
+          <w:sz w:val="20"/>
+        </w:rPr>
+        <w:t>신사 숙녀 여러분, 피에로기가 줄지어 있습니다! 마음껏 드시되 접시째 가져가지는 마세요. 백 명이나 더 먹어야 하니까요!</w:t>
+      </w:r>
+    </w:p>
+    <w:tbl>
+      <w:tblPr>
+        <w:tblW w:type="auto" w:w="0"/>
+        <w:tblLayout w:type="fixed"/>
+        <w:tblLook w:firstColumn="1" w:firstRow="1" w:lastColumn="0" w:lastRow="0" w:noHBand="0" w:noVBand="1" w:val="04A0"/>
+      </w:tblPr>
+      <w:tblGrid>
+        <w:gridCol w:w="4819"/>
+        <w:gridCol w:w="4819"/>
+      </w:tblGrid>
+      <w:tr>
+        <w:tc>
+          <w:tcPr>
+            <w:tcW w:type="dxa" w:w="1500"/>
+            <w:tcBorders>
+              <w:top w:val="single" w:color="BFBFBF" w:sz="4"/>
+              <w:left w:val="single" w:color="BFBFBF" w:sz="4"/>
+              <w:bottom w:val="single" w:color="BFBFBF" w:sz="4"/>
+              <w:right w:val="single" w:color="BFBFBF" w:sz="4"/>
+            </w:tcBorders>
+            <w:shd w:fill="DEEAF6" w:color="auto" w:val="clear"/>
+          </w:tcPr>
+          <w:p>
+            <w:r>
+              <w:rPr>
+                <w:rFonts w:ascii="Malgun Gothic" w:hAnsi="Malgun Gothic" w:cs="Malgun Gothic" w:eastAsia="Malgun Gothic"/>
+                <w:b/>
+                <w:i w:val="0"/>
+                <w:color w:val="1F3864"/>
+                <w:sz w:val="20"/>
+              </w:rPr>
+              <w:t>주요 단어</w:t>
+            </w:r>
+          </w:p>
+        </w:tc>
+        <w:tc>
+          <w:tcPr>
+            <w:tcW w:type="dxa" w:w="8138"/>
+            <w:tcBorders>
+              <w:top w:val="single" w:color="BFBFBF" w:sz="4"/>
+              <w:left w:val="single" w:color="BFBFBF" w:sz="4"/>
+              <w:bottom w:val="single" w:color="BFBFBF" w:sz="4"/>
+              <w:right w:val="single" w:color="BFBFBF" w:sz="4"/>
+            </w:tcBorders>
+          </w:tcPr>
+          <w:p>
+            <w:pPr>
+              <w:spacing w:after="40"/>
+            </w:pPr>
+            <w:r>
+              <w:rPr>
+                <w:rFonts w:ascii="Arial" w:hAnsi="Arial" w:cs="Arial" w:eastAsia="Malgun Gothic"/>
+                <w:b/>
+                <w:i w:val="0"/>
+                <w:sz w:val="20"/>
+              </w:rPr>
+              <w:t>sich bedienen</w:t>
+            </w:r>
+            <w:r>
+              <w:rPr>
+                <w:rFonts w:ascii="Malgun Gothic" w:hAnsi="Malgun Gothic" w:cs="Malgun Gothic" w:eastAsia="Malgun Gothic"/>
+                <w:b w:val="0"/>
+                <w:i w:val="0"/>
+                <w:sz w:val="20"/>
+              </w:rPr>
+              <w:t xml:space="preserve">  —  마음껏 먹다</w:t>
+            </w:r>
+          </w:p>
+          <w:p>
+            <w:pPr>
+              <w:spacing w:after="40"/>
+            </w:pPr>
+            <w:r>
+              <w:rPr>
+                <w:rFonts w:ascii="Arial" w:hAnsi="Arial" w:cs="Arial" w:eastAsia="Malgun Gothic"/>
+                <w:b/>
+                <w:i w:val="0"/>
+                <w:sz w:val="20"/>
+              </w:rPr>
+              <w:t>die Platte, -n</w:t>
+            </w:r>
+            <w:r>
+              <w:rPr>
+                <w:rFonts w:ascii="Malgun Gothic" w:hAnsi="Malgun Gothic" w:cs="Malgun Gothic" w:eastAsia="Malgun Gothic"/>
+                <w:b w:val="0"/>
+                <w:i w:val="0"/>
+                <w:sz w:val="20"/>
+              </w:rPr>
+              <w:t xml:space="preserve">  —  큰 접시</w:t>
+            </w:r>
+          </w:p>
+          <w:p>
+            <w:pPr>
+              <w:spacing w:after="40"/>
+            </w:pPr>
+            <w:r>
+              <w:rPr>
+                <w:rFonts w:ascii="Arial" w:hAnsi="Arial" w:cs="Arial" w:eastAsia="Malgun Gothic"/>
+                <w:b/>
+                <w:i w:val="0"/>
+                <w:sz w:val="20"/>
+              </w:rPr>
+              <w:t>verköstigen</w:t>
+            </w:r>
+            <w:r>
+              <w:rPr>
+                <w:rFonts w:ascii="Malgun Gothic" w:hAnsi="Malgun Gothic" w:cs="Malgun Gothic" w:eastAsia="Malgun Gothic"/>
+                <w:b w:val="0"/>
+                <w:i w:val="0"/>
+                <w:sz w:val="20"/>
+              </w:rPr>
+              <w:t xml:space="preserve">  —  먹이다</w:t>
+            </w:r>
+          </w:p>
+        </w:tc>
+      </w:tr>
+      <w:tr>
+        <w:tc>
+          <w:tcPr>
+            <w:tcW w:type="dxa" w:w="1500"/>
+            <w:tcBorders>
+              <w:top w:val="single" w:color="BFBFBF" w:sz="4"/>
+              <w:left w:val="single" w:color="BFBFBF" w:sz="4"/>
+              <w:bottom w:val="single" w:color="BFBFBF" w:sz="4"/>
+              <w:right w:val="single" w:color="BFBFBF" w:sz="4"/>
+            </w:tcBorders>
+            <w:shd w:fill="DEEAF6" w:color="auto" w:val="clear"/>
+          </w:tcPr>
+          <w:p>
+            <w:r>
+              <w:rPr>
+                <w:rFonts w:ascii="Malgun Gothic" w:hAnsi="Malgun Gothic" w:cs="Malgun Gothic" w:eastAsia="Malgun Gothic"/>
+                <w:b/>
+                <w:i w:val="0"/>
+                <w:color w:val="1F3864"/>
+                <w:sz w:val="20"/>
+              </w:rPr>
+              <w:t>문법</w:t>
+            </w:r>
+          </w:p>
+        </w:tc>
+        <w:tc>
+          <w:tcPr>
+            <w:tcW w:type="dxa" w:w="8138"/>
+            <w:tcBorders>
+              <w:top w:val="single" w:color="BFBFBF" w:sz="4"/>
+              <w:left w:val="single" w:color="BFBFBF" w:sz="4"/>
+              <w:bottom w:val="single" w:color="BFBFBF" w:sz="4"/>
+              <w:right w:val="single" w:color="BFBFBF" w:sz="4"/>
+            </w:tcBorders>
+          </w:tcPr>
+          <w:p>
+            <w:pPr>
+              <w:spacing w:after="40"/>
+            </w:pPr>
+            <w:r>
+              <w:rPr>
+                <w:rFonts w:ascii="Malgun Gothic" w:hAnsi="Malgun Gothic" w:cs="Malgun Gothic" w:eastAsia="Malgun Gothic"/>
+                <w:b w:val="0"/>
+                <w:i w:val="0"/>
+                <w:sz w:val="20"/>
+              </w:rPr>
+              <w:t>Bitte bedienen Sie sich와 nehmen Sie nicht ...는 존칭 명령형입니다. Es sind noch hundert Leute zu verköstigen은 sein + zu 부정형으로 수동 의미를 나타냅니다.</w:t>
+            </w:r>
+          </w:p>
+        </w:tc>
+      </w:tr>
+      <w:tr>
+        <w:tc>
+          <w:tcPr>
+            <w:tcW w:type="dxa" w:w="1500"/>
+            <w:tcBorders>
+              <w:top w:val="single" w:color="BFBFBF" w:sz="4"/>
+              <w:left w:val="single" w:color="BFBFBF" w:sz="4"/>
+              <w:bottom w:val="single" w:color="BFBFBF" w:sz="4"/>
+              <w:right w:val="single" w:color="BFBFBF" w:sz="4"/>
+            </w:tcBorders>
+            <w:shd w:fill="DEEAF6" w:color="auto" w:val="clear"/>
+          </w:tcPr>
+          <w:p>
+            <w:r>
+              <w:rPr>
+                <w:rFonts w:ascii="Malgun Gothic" w:hAnsi="Malgun Gothic" w:cs="Malgun Gothic" w:eastAsia="Malgun Gothic"/>
+                <w:b/>
+                <w:i w:val="0"/>
+                <w:color w:val="1F3864"/>
+                <w:sz w:val="20"/>
+              </w:rPr>
+              <w:t>표현</w:t>
+            </w:r>
+          </w:p>
+        </w:tc>
+        <w:tc>
+          <w:tcPr>
+            <w:tcW w:type="dxa" w:w="8138"/>
+            <w:tcBorders>
+              <w:top w:val="single" w:color="BFBFBF" w:sz="4"/>
+              <w:left w:val="single" w:color="BFBFBF" w:sz="4"/>
+              <w:bottom w:val="single" w:color="BFBFBF" w:sz="4"/>
+              <w:right w:val="single" w:color="BFBFBF" w:sz="4"/>
+            </w:tcBorders>
+          </w:tcPr>
+          <w:p>
+            <w:pPr>
+              <w:spacing w:after="40"/>
+            </w:pPr>
+            <w:r>
+              <w:rPr>
+                <w:rFonts w:ascii="Malgun Gothic" w:hAnsi="Malgun Gothic" w:cs="Malgun Gothic" w:eastAsia="Malgun Gothic"/>
+                <w:b w:val="0"/>
+                <w:i w:val="0"/>
+                <w:sz w:val="20"/>
+              </w:rPr>
+              <w:t>in Reih und Glied는 줄지어라는 관용 표현입니다.</w:t>
+            </w:r>
+          </w:p>
+        </w:tc>
+      </w:tr>
+      <w:tr>
+        <w:tc>
+          <w:tcPr>
+            <w:tcW w:type="dxa" w:w="1500"/>
+            <w:tcBorders>
+              <w:top w:val="single" w:color="BFBFBF" w:sz="4"/>
+              <w:left w:val="single" w:color="BFBFBF" w:sz="4"/>
+              <w:bottom w:val="single" w:color="BFBFBF" w:sz="4"/>
+              <w:right w:val="single" w:color="BFBFBF" w:sz="4"/>
+            </w:tcBorders>
+            <w:shd w:fill="DEEAF6" w:color="auto" w:val="clear"/>
+          </w:tcPr>
+          <w:p>
+            <w:r>
+              <w:rPr>
+                <w:rFonts w:ascii="Malgun Gothic" w:hAnsi="Malgun Gothic" w:cs="Malgun Gothic" w:eastAsia="Malgun Gothic"/>
+                <w:b/>
+                <w:i w:val="0"/>
+                <w:color w:val="1F3864"/>
+                <w:sz w:val="20"/>
+              </w:rPr>
+              <w:t>시제</w:t>
+            </w:r>
+          </w:p>
+        </w:tc>
+        <w:tc>
+          <w:tcPr>
+            <w:tcW w:type="dxa" w:w="8138"/>
+            <w:tcBorders>
+              <w:top w:val="single" w:color="BFBFBF" w:sz="4"/>
+              <w:left w:val="single" w:color="BFBFBF" w:sz="4"/>
+              <w:bottom w:val="single" w:color="BFBFBF" w:sz="4"/>
+              <w:right w:val="single" w:color="BFBFBF" w:sz="4"/>
+            </w:tcBorders>
+          </w:tcPr>
+          <w:p>
+            <w:pPr>
+              <w:spacing w:after="40"/>
+            </w:pPr>
+            <w:r>
+              <w:rPr>
+                <w:rFonts w:ascii="Malgun Gothic" w:hAnsi="Malgun Gothic" w:cs="Malgun Gothic" w:eastAsia="Malgun Gothic"/>
+                <w:b w:val="0"/>
+                <w:i w:val="0"/>
+                <w:sz w:val="20"/>
+              </w:rPr>
+              <w:t>bedienen, nehmen은 명령형이고 sind는 현재형입니다.</w:t>
+            </w:r>
+          </w:p>
+        </w:tc>
+      </w:tr>
+    </w:tbl>
+    <w:p>
+      <w:pPr>
+        <w:spacing w:after="0"/>
+      </w:pPr>
+    </w:p>
+    <w:p>
+      <w:pPr>
+        <w:keepNext/>
+        <w:spacing w:before="160"/>
+      </w:pPr>
+      <w:r>
+        <w:rPr>
+          <w:rFonts w:ascii="Arial" w:hAnsi="Arial" w:cs="Arial" w:eastAsia="Malgun Gothic"/>
+          <w:b/>
+          <w:i w:val="0"/>
+          <w:sz w:val="22"/>
+        </w:rPr>
+        <w:t>15. Nina: Papa tut so, als sei er der Besitzer eines Sternerestaurants. Aber seit er sich gestern Nacht um zwei in die Küche gestellt hat, glüht er wie ein Ofen.</w:t>
+      </w:r>
+    </w:p>
+    <w:p>
+      <w:pPr>
+        <w:keepNext/>
+        <w:ind w:left="340"/>
+      </w:pPr>
+      <w:r>
+        <w:rPr>
+          <w:rFonts w:ascii="Malgun Gothic" w:hAnsi="Malgun Gothic" w:cs="Malgun Gothic" w:eastAsia="Malgun Gothic"/>
+          <w:b w:val="0"/>
+          <w:i/>
+          <w:color w:val="404040"/>
+          <w:sz w:val="20"/>
+        </w:rPr>
+        <w:t>아빠는 별 받은 식당 주인이라도 되는 척하세요. 하지만 어젯밤 두 시에 부엌에 서신 뒤로 난로처럼 달아오르셨어요.</w:t>
+      </w:r>
+    </w:p>
+    <w:tbl>
+      <w:tblPr>
+        <w:tblW w:type="auto" w:w="0"/>
+        <w:tblLayout w:type="fixed"/>
+        <w:tblLook w:firstColumn="1" w:firstRow="1" w:lastColumn="0" w:lastRow="0" w:noHBand="0" w:noVBand="1" w:val="04A0"/>
+      </w:tblPr>
+      <w:tblGrid>
+        <w:gridCol w:w="4819"/>
+        <w:gridCol w:w="4819"/>
+      </w:tblGrid>
+      <w:tr>
+        <w:tc>
+          <w:tcPr>
+            <w:tcW w:type="dxa" w:w="1500"/>
+            <w:tcBorders>
+              <w:top w:val="single" w:color="BFBFBF" w:sz="4"/>
+              <w:left w:val="single" w:color="BFBFBF" w:sz="4"/>
+              <w:bottom w:val="single" w:color="BFBFBF" w:sz="4"/>
+              <w:right w:val="single" w:color="BFBFBF" w:sz="4"/>
+            </w:tcBorders>
+            <w:shd w:fill="DEEAF6" w:color="auto" w:val="clear"/>
+          </w:tcPr>
+          <w:p>
+            <w:r>
+              <w:rPr>
+                <w:rFonts w:ascii="Malgun Gothic" w:hAnsi="Malgun Gothic" w:cs="Malgun Gothic" w:eastAsia="Malgun Gothic"/>
+                <w:b/>
+                <w:i w:val="0"/>
+                <w:color w:val="1F3864"/>
+                <w:sz w:val="20"/>
+              </w:rPr>
+              <w:t>주요 단어</w:t>
+            </w:r>
+          </w:p>
+        </w:tc>
+        <w:tc>
+          <w:tcPr>
+            <w:tcW w:type="dxa" w:w="8138"/>
+            <w:tcBorders>
+              <w:top w:val="single" w:color="BFBFBF" w:sz="4"/>
+              <w:left w:val="single" w:color="BFBFBF" w:sz="4"/>
+              <w:bottom w:val="single" w:color="BFBFBF" w:sz="4"/>
+              <w:right w:val="single" w:color="BFBFBF" w:sz="4"/>
+            </w:tcBorders>
+          </w:tcPr>
+          <w:p>
+            <w:pPr>
+              <w:spacing w:after="40"/>
+            </w:pPr>
+            <w:r>
+              <w:rPr>
+                <w:rFonts w:ascii="Arial" w:hAnsi="Arial" w:cs="Arial" w:eastAsia="Malgun Gothic"/>
+                <w:b/>
+                <w:i w:val="0"/>
+                <w:sz w:val="20"/>
+              </w:rPr>
+              <w:t>der Besitzer, -</w:t>
+            </w:r>
+            <w:r>
+              <w:rPr>
+                <w:rFonts w:ascii="Malgun Gothic" w:hAnsi="Malgun Gothic" w:cs="Malgun Gothic" w:eastAsia="Malgun Gothic"/>
+                <w:b w:val="0"/>
+                <w:i w:val="0"/>
+                <w:sz w:val="20"/>
+              </w:rPr>
+              <w:t xml:space="preserve">  —  주인</w:t>
+            </w:r>
+          </w:p>
+          <w:p>
+            <w:pPr>
+              <w:spacing w:after="40"/>
+            </w:pPr>
+            <w:r>
+              <w:rPr>
+                <w:rFonts w:ascii="Arial" w:hAnsi="Arial" w:cs="Arial" w:eastAsia="Malgun Gothic"/>
+                <w:b/>
+                <w:i w:val="0"/>
+                <w:sz w:val="20"/>
+              </w:rPr>
+              <w:t>glühen</w:t>
+            </w:r>
+            <w:r>
+              <w:rPr>
+                <w:rFonts w:ascii="Malgun Gothic" w:hAnsi="Malgun Gothic" w:cs="Malgun Gothic" w:eastAsia="Malgun Gothic"/>
+                <w:b w:val="0"/>
+                <w:i w:val="0"/>
+                <w:sz w:val="20"/>
+              </w:rPr>
+              <w:t xml:space="preserve">  —  달아오르다</w:t>
+            </w:r>
+          </w:p>
+          <w:p>
+            <w:pPr>
+              <w:spacing w:after="40"/>
+            </w:pPr>
+            <w:r>
+              <w:rPr>
+                <w:rFonts w:ascii="Arial" w:hAnsi="Arial" w:cs="Arial" w:eastAsia="Malgun Gothic"/>
+                <w:b/>
+                <w:i w:val="0"/>
+                <w:sz w:val="20"/>
+              </w:rPr>
+              <w:t>das Sternerestaurant, -s</w:t>
+            </w:r>
+            <w:r>
+              <w:rPr>
+                <w:rFonts w:ascii="Malgun Gothic" w:hAnsi="Malgun Gothic" w:cs="Malgun Gothic" w:eastAsia="Malgun Gothic"/>
+                <w:b w:val="0"/>
+                <w:i w:val="0"/>
+                <w:sz w:val="20"/>
+              </w:rPr>
+              <w:t xml:space="preserve">  —  별 받은 식당</w:t>
+            </w:r>
+          </w:p>
+        </w:tc>
+      </w:tr>
+      <w:tr>
+        <w:tc>
+          <w:tcPr>
+            <w:tcW w:type="dxa" w:w="1500"/>
+            <w:tcBorders>
+              <w:top w:val="single" w:color="BFBFBF" w:sz="4"/>
+              <w:left w:val="single" w:color="BFBFBF" w:sz="4"/>
+              <w:bottom w:val="single" w:color="BFBFBF" w:sz="4"/>
+              <w:right w:val="single" w:color="BFBFBF" w:sz="4"/>
+            </w:tcBorders>
+            <w:shd w:fill="DEEAF6" w:color="auto" w:val="clear"/>
+          </w:tcPr>
+          <w:p>
+            <w:r>
+              <w:rPr>
+                <w:rFonts w:ascii="Malgun Gothic" w:hAnsi="Malgun Gothic" w:cs="Malgun Gothic" w:eastAsia="Malgun Gothic"/>
+                <w:b/>
+                <w:i w:val="0"/>
+                <w:color w:val="1F3864"/>
+                <w:sz w:val="20"/>
+              </w:rPr>
+              <w:t>문법</w:t>
+            </w:r>
+          </w:p>
+        </w:tc>
+        <w:tc>
+          <w:tcPr>
+            <w:tcW w:type="dxa" w:w="8138"/>
+            <w:tcBorders>
+              <w:top w:val="single" w:color="BFBFBF" w:sz="4"/>
+              <w:left w:val="single" w:color="BFBFBF" w:sz="4"/>
+              <w:bottom w:val="single" w:color="BFBFBF" w:sz="4"/>
+              <w:right w:val="single" w:color="BFBFBF" w:sz="4"/>
+            </w:tcBorders>
+          </w:tcPr>
+          <w:p>
+            <w:pPr>
+              <w:spacing w:after="40"/>
+            </w:pPr>
+            <w:r>
+              <w:rPr>
+                <w:rFonts w:ascii="Malgun Gothic" w:hAnsi="Malgun Gothic" w:cs="Malgun Gothic" w:eastAsia="Malgun Gothic"/>
+                <w:b w:val="0"/>
+                <w:i w:val="0"/>
+                <w:sz w:val="20"/>
+              </w:rPr>
+              <w:t>Papa tut so, als sei er der Besitzer ...에서 sei는 접속법 I 비교절입니다. seit er sich ... in die Küche gestellt hat는 seit절입니다.</w:t>
+            </w:r>
+          </w:p>
+        </w:tc>
+      </w:tr>
+      <w:tr>
+        <w:tc>
+          <w:tcPr>
+            <w:tcW w:type="dxa" w:w="1500"/>
+            <w:tcBorders>
+              <w:top w:val="single" w:color="BFBFBF" w:sz="4"/>
+              <w:left w:val="single" w:color="BFBFBF" w:sz="4"/>
+              <w:bottom w:val="single" w:color="BFBFBF" w:sz="4"/>
+              <w:right w:val="single" w:color="BFBFBF" w:sz="4"/>
+            </w:tcBorders>
+            <w:shd w:fill="DEEAF6" w:color="auto" w:val="clear"/>
+          </w:tcPr>
+          <w:p>
+            <w:r>
+              <w:rPr>
+                <w:rFonts w:ascii="Malgun Gothic" w:hAnsi="Malgun Gothic" w:cs="Malgun Gothic" w:eastAsia="Malgun Gothic"/>
+                <w:b/>
+                <w:i w:val="0"/>
+                <w:color w:val="1F3864"/>
+                <w:sz w:val="20"/>
+              </w:rPr>
+              <w:t>표현</w:t>
+            </w:r>
+          </w:p>
+        </w:tc>
+        <w:tc>
+          <w:tcPr>
+            <w:tcW w:type="dxa" w:w="8138"/>
+            <w:tcBorders>
+              <w:top w:val="single" w:color="BFBFBF" w:sz="4"/>
+              <w:left w:val="single" w:color="BFBFBF" w:sz="4"/>
+              <w:bottom w:val="single" w:color="BFBFBF" w:sz="4"/>
+              <w:right w:val="single" w:color="BFBFBF" w:sz="4"/>
+            </w:tcBorders>
+          </w:tcPr>
+          <w:p>
+            <w:pPr>
+              <w:spacing w:after="40"/>
+            </w:pPr>
+            <w:r>
+              <w:rPr>
+                <w:rFonts w:ascii="Malgun Gothic" w:hAnsi="Malgun Gothic" w:cs="Malgun Gothic" w:eastAsia="Malgun Gothic"/>
+                <w:b w:val="0"/>
+                <w:i w:val="0"/>
+                <w:sz w:val="20"/>
+              </w:rPr>
+              <w:t>wie ein Ofen은 비교를 나타냅니다.</w:t>
+            </w:r>
+          </w:p>
+        </w:tc>
+      </w:tr>
+      <w:tr>
+        <w:tc>
+          <w:tcPr>
+            <w:tcW w:type="dxa" w:w="1500"/>
+            <w:tcBorders>
+              <w:top w:val="single" w:color="BFBFBF" w:sz="4"/>
+              <w:left w:val="single" w:color="BFBFBF" w:sz="4"/>
+              <w:bottom w:val="single" w:color="BFBFBF" w:sz="4"/>
+              <w:right w:val="single" w:color="BFBFBF" w:sz="4"/>
+            </w:tcBorders>
+            <w:shd w:fill="DEEAF6" w:color="auto" w:val="clear"/>
+          </w:tcPr>
+          <w:p>
+            <w:r>
+              <w:rPr>
+                <w:rFonts w:ascii="Malgun Gothic" w:hAnsi="Malgun Gothic" w:cs="Malgun Gothic" w:eastAsia="Malgun Gothic"/>
+                <w:b/>
+                <w:i w:val="0"/>
+                <w:color w:val="1F3864"/>
+                <w:sz w:val="20"/>
+              </w:rPr>
+              <w:t>시제</w:t>
+            </w:r>
+          </w:p>
+        </w:tc>
+        <w:tc>
+          <w:tcPr>
+            <w:tcW w:type="dxa" w:w="8138"/>
+            <w:tcBorders>
+              <w:top w:val="single" w:color="BFBFBF" w:sz="4"/>
+              <w:left w:val="single" w:color="BFBFBF" w:sz="4"/>
+              <w:bottom w:val="single" w:color="BFBFBF" w:sz="4"/>
+              <w:right w:val="single" w:color="BFBFBF" w:sz="4"/>
+            </w:tcBorders>
+          </w:tcPr>
+          <w:p>
+            <w:pPr>
+              <w:spacing w:after="40"/>
+            </w:pPr>
+            <w:r>
+              <w:rPr>
+                <w:rFonts w:ascii="Malgun Gothic" w:hAnsi="Malgun Gothic" w:cs="Malgun Gothic" w:eastAsia="Malgun Gothic"/>
+                <w:b w:val="0"/>
+                <w:i w:val="0"/>
+                <w:sz w:val="20"/>
+              </w:rPr>
+              <w:t>tut, glüht는 현재형이고 gestellt hat은 현재완료, sei는 접속법 I입니다.</w:t>
+            </w:r>
+          </w:p>
+        </w:tc>
+      </w:tr>
+    </w:tbl>
+    <w:p>
+      <w:pPr>
+        <w:spacing w:after="0"/>
+      </w:pPr>
+    </w:p>
+    <w:p>
+      <w:pPr>
+        <w:keepNext/>
+        <w:spacing w:before="160"/>
+      </w:pPr>
+      <w:r>
+        <w:rPr>
+          <w:rFonts w:ascii="Arial" w:hAnsi="Arial" w:cs="Arial" w:eastAsia="Malgun Gothic"/>
+          <w:b/>
+          <w:i w:val="0"/>
+          <w:sz w:val="22"/>
+        </w:rPr>
+        <w:t>16. Jonas: Um zwölf Uhr tritt Hanna auf eine umgedrehte Bierkiste, die Sophie ihr hingestellt hat. Sie klopft mit dem Löffel an ein Glas, und das Stimmengewirr verebbt.</w:t>
       </w:r>
     </w:p>
     <w:p>
@@ -1877,7 +4937,7 @@
           <w:i w:val="0"/>
           <w:sz w:val="22"/>
         </w:rPr>
-        <w:t>7. Hanna: Liebe Freundinnen und Freunde. Ich mache es kurz, denn die Pierogi werden kalt. Wir sind heute hier, um etwas zu gründen, was es schon seit Monaten gibt: einen Verein.</w:t>
+        <w:t>17. Hanna: Liebe Freundinnen und Freunde. Ich mache es kurz, denn die Pierogi werden kalt. Wir sind heute hier, um etwas zu gründen, was es schon seit Monaten gibt: einen Verein.</w:t>
       </w:r>
     </w:p>
     <w:p>
@@ -2183,7 +5243,7 @@
           <w:i w:val="0"/>
           <w:sz w:val="22"/>
         </w:rPr>
-        <w:t>8. Hanna: Wir haben einen Namen, den wir im Januar mit einem Handzeichen beschlossen haben: Rad und Recht. Heute geben wir ihm eine Form, in der er auch vor Behörden besteht.</w:t>
+        <w:t>18. Hanna: Wir haben einen Namen, den wir im Januar mit einem Handzeichen beschlossen haben: Rad und Recht. Heute geben wir ihm eine Form, in der er auch vor Behörden besteht.</w:t>
       </w:r>
     </w:p>
     <w:p>
@@ -2489,7 +5549,7 @@
           <w:i w:val="0"/>
           <w:sz w:val="22"/>
         </w:rPr>
-        <w:t>9. Jonas: Ich entfalte die Satzung, die ich in drei Nächten geschrieben habe, einunddreißig Paragrafen auf acht Seiten. Meine Hände zittern ein bisschen, aber meine Stimme ist fest.</w:t>
+        <w:t>19. Jonas: Ich entfalte die Satzung, die ich in drei Nächten geschrieben habe, einunddreißig Paragrafen auf acht Seiten. Meine Hände zittern ein bisschen, aber meine Stimme ist fest.</w:t>
       </w:r>
     </w:p>
     <w:p>
@@ -2795,7 +5855,7 @@
           <w:i w:val="0"/>
           <w:sz w:val="22"/>
         </w:rPr>
-        <w:t>10. Jonas: Ich lese den Zweck vor: „Der Verein fördert die Rechte von Beschäftigten in Plattformarbeit, insbesondere durch Beratung, Aufklärung, Forschung und solidarische Selbstorganisation."</w:t>
+        <w:t>20. Jonas: Ich lese den Zweck vor: „Der Verein fördert die Rechte von Beschäftigten in Plattformarbeit, insbesondere durch Beratung, Aufklärung, Forschung und solidarische Selbstorganisation."</w:t>
       </w:r>
     </w:p>
     <w:p>
@@ -3101,7 +6161,7 @@
           <w:i w:val="0"/>
           <w:sz w:val="22"/>
         </w:rPr>
-        <w:t>11. Svetlana: Ich stelle den Antrag, dass im Zweck das Wort „solidarisch" bleibt. Es ist das wichtigste.</w:t>
+        <w:t>21. Svetlana: Ich stelle den Antrag, dass im Zweck das Wort „solidarisch" bleibt. Es ist das wichtigste.</w:t>
       </w:r>
     </w:p>
     <w:p>
@@ -3407,7 +6467,7 @@
           <w:i w:val="0"/>
           <w:sz w:val="22"/>
         </w:rPr>
-        <w:t>12. Karim: Ich unterstütze den Antrag. Und ich beantrage, dass die Satzung auf Arabisch, Polnisch, Russisch und Türkisch ausliegt, bevor wir abstimmen.</w:t>
+        <w:t>22. Karim: Ich unterstütze den Antrag. Und ich beantrage, dass die Satzung auf Arabisch, Polnisch, Russisch und Türkisch ausliegt, bevor wir abstimmen.</w:t>
       </w:r>
     </w:p>
     <w:p>
@@ -3713,7 +6773,7 @@
           <w:i w:val="0"/>
           <w:sz w:val="22"/>
         </w:rPr>
-        <w:t>13. Hanna: Beide Anträge sind angenommen. Die Übersetzungen liegen schon bereit, dank Elif, Milan und fünf Freiwilligen. Wer ist für die Gründung des Vereins „Rad und Recht e. V."?</w:t>
+        <w:t>23. Hanna: Beide Anträge sind angenommen. Die Übersetzungen liegen schon bereit, dank Elif, Milan und fünf Freiwilligen. Wer ist für die Gründung des Vereins „Rad und Recht e. V."?</w:t>
       </w:r>
     </w:p>
     <w:p>
@@ -4019,7 +7079,7 @@
           <w:i w:val="0"/>
           <w:sz w:val="22"/>
         </w:rPr>
-        <w:t>14. Jonas: Ein Wald von Händen schießt in die Höhe. Ich sehe Dennis, der den Arm mit beiden Händen stützt, und Frau Weber, die ihn so hoch hält, dass ihr Armband bis zum Ellbogen rutscht.</w:t>
+        <w:t>24. Jonas: Ein Wald von Händen schießt in die Höhe. Ich sehe Dennis, der den Arm mit beiden Händen stützt, und Frau Weber, die ihn so hoch hält, dass ihr Armband bis zum Ellbogen rutscht.</w:t>
       </w:r>
     </w:p>
     <w:p>
@@ -4325,7 +7385,7 @@
           <w:i w:val="0"/>
           <w:sz w:val="22"/>
         </w:rPr>
-        <w:t>15. Hanna: Einstimmig. Damit ist der Verein „Rad und Recht" gegründet. Die Vorsitzende ist ... Sophie Brandt. Die Stellvertreter: Svetlana Petrova und Karim Haddad.</w:t>
+        <w:t>25. Hanna: Einstimmig. Damit ist der Verein „Rad und Recht" gegründet. Die Vorsitzende ist ... Sophie Brandt. Die Stellvertreter: Svetlana Petrova und Karim Haddad.</w:t>
       </w:r>
     </w:p>
     <w:p>
@@ -4631,7 +7691,7 @@
           <w:i w:val="0"/>
           <w:sz w:val="22"/>
         </w:rPr>
-        <w:t>16. Sophie: Ich ... ich hatte nicht damit gerechnet. Ich dachte, ich bin nur die Koordinatorin. Was für eine Ehre. Was für eine Verantwortung.</w:t>
+        <w:t>26. Sophie: Ich ... ich hatte nicht damit gerechnet. Ich dachte, ich bin nur die Koordinatorin. Was für eine Ehre. Was für eine Verantwortung.</w:t>
       </w:r>
     </w:p>
     <w:p>
@@ -4937,7 +7997,7 @@
           <w:i w:val="0"/>
           <w:sz w:val="22"/>
         </w:rPr>
-        <w:t>17. Milan: Du bist die einzige, die Roth in die Augen gesehen hat, ohne zu blinzeln. Wer sonst?</w:t>
+        <w:t>27. Milan: Du bist die einzige, die Roth in die Augen gesehen hat, ohne zu blinzeln. Wer sonst?</w:t>
       </w:r>
     </w:p>
     <w:p>
@@ -5243,7 +8303,7 @@
           <w:i w:val="0"/>
           <w:sz w:val="22"/>
         </w:rPr>
-        <w:t>18. Jonas: Das Lachen, das daraufhin über die Wiese rollt, ist so befreiend, dass ich einen Moment die Augen schließe. Ich höre es und denke: So klingt ein Ort, an dem man bleiben darf.</w:t>
+        <w:t>28. Jonas: Das Lachen, das daraufhin über die Wiese rollt, ist so befreiend, dass ich einen Moment die Augen schließe. Ich höre es und denke: So klingt ein Ort, an dem man bleiben darf.</w:t>
       </w:r>
     </w:p>
     <w:p>
@@ -5549,7 +8609,7 @@
           <w:i w:val="0"/>
           <w:sz w:val="22"/>
         </w:rPr>
-        <w:t>19. Mischa: Jonas! Schau, ich kann bremsen! Und ich kann sogar freihändig fahren, fast!</w:t>
+        <w:t>29. Mischa: Jonas! Schau, ich kann bremsen! Und ich kann sogar freihändig fahren, fast!</w:t>
       </w:r>
     </w:p>
     <w:p>
@@ -5855,7 +8915,7 @@
           <w:i w:val="0"/>
           <w:sz w:val="22"/>
         </w:rPr>
-        <w:t>20. Jonas: Ich sehe dem Jungen nach, wie er in einem weiten Bogen über die Betonpiste kurvt, mit offenen Armen, das Gesicht zur Sonne. Ich glaube nicht, dass ich jemals ein freieres Wesen gesehen habe.</w:t>
+        <w:t>30. Jonas: Ich sehe dem Jungen nach, wie er in einem weiten Bogen über die Betonpiste kurvt, mit offenen Armen, das Gesicht zur Sonne. Ich glaube nicht, dass ich jemals ein freieres Wesen gesehen habe.</w:t>
       </w:r>
     </w:p>
     <w:p>
@@ -6161,7 +9221,7 @@
           <w:i w:val="0"/>
           <w:sz w:val="22"/>
         </w:rPr>
-        <w:t>21. Mama: Jonas! Ich habe sie alle mitgebracht! Hanna, Elif, ihr beide kommt hierher, und ihr, Felix, Kinder, setzt euch. Ich habe Kartoffelsalat gemacht.</w:t>
+        <w:t>31. Mama: Jonas! Ich habe sie alle mitgebracht! Hanna, Elif, ihr beide kommt hierher, und ihr, Felix, Kinder, setzt euch. Ich habe Kartoffelsalat gemacht.</w:t>
       </w:r>
     </w:p>
     <w:p>
@@ -6467,7 +9527,7 @@
           <w:i w:val="0"/>
           <w:sz w:val="22"/>
         </w:rPr>
-        <w:t>22. Jonas: Meine Mutter in ihrem blauen Frühlingsmantel, einen riesigen Plastikbehälter an die Brust gedrückt, auf dem Rasen vor Hanna und Elif. Die drei begrüßen sich, als hätten sie sich schon ewig gekannt.</w:t>
+        <w:t>32. Jonas: Meine Mutter in ihrem blauen Frühlingsmantel, einen riesigen Plastikbehälter an die Brust gedrückt, auf dem Rasen vor Hanna und Elif. Die drei begrüßen sich, als hätten sie sich schon ewig gekannt.</w:t>
       </w:r>
     </w:p>
     <w:p>
@@ -6773,7 +9833,7 @@
           <w:i w:val="0"/>
           <w:sz w:val="22"/>
         </w:rPr>
-        <w:t>23. Mama: Ich möchte mich bedanken. Bei Ihnen beiden. Ich habe meinen Sohn zurückbekommen. Er lacht wieder. Er isst wieder. Und er hat Freunde.</w:t>
+        <w:t>33. Mama: Ich möchte mich bedanken. Bei Ihnen beiden. Ich habe meinen Sohn zurückbekommen. Er lacht wieder. Er isst wieder. Und er hat Freunde.</w:t>
       </w:r>
     </w:p>
     <w:p>
@@ -7079,7 +10139,7 @@
           <w:i w:val="0"/>
           <w:sz w:val="22"/>
         </w:rPr>
-        <w:t>24. Elif: Frau Keller, Ihr Sohn hat uns mehr gegeben, als wir ihm je geben konnten. Und das Beste: Er weiß es noch nicht einmal.</w:t>
+        <w:t>34. Elif: Frau Keller, Ihr Sohn hat uns mehr gegeben, als wir ihm je geben konnten. Und das Beste: Er weiß es noch nicht einmal.</w:t>
       </w:r>
     </w:p>
     <w:p>
@@ -7385,7 +10445,7 @@
           <w:i w:val="0"/>
           <w:sz w:val="22"/>
         </w:rPr>
-        <w:t>25. Jonas: Ich sitze mit meiner Mutter, meinen Freunden und meinem Bruder im Gras. Die Sonne wärmt unser Gesicht, und irgendwo spielt jemand Gitarre. Ich habe nichts mehr zu beweisen.</w:t>
+        <w:t>35. Jonas: Ich sitze mit meiner Mutter, meinen Freunden und meinem Bruder im Gras. Die Sonne wärmt unser Gesicht, und irgendwo spielt jemand Gitarre. Ich habe nichts mehr zu beweisen.</w:t>
       </w:r>
     </w:p>
     <w:p>
@@ -7691,7 +10751,7 @@
           <w:i w:val="0"/>
           <w:sz w:val="22"/>
         </w:rPr>
-        <w:t>26. Jonas: Am Abend, als die Tische abgeräumt und die Reste verteilt sind, bleiben Sophie, Hanna, Elif, Milan und ich noch auf der Piste sitzen. Die Sonne senkt sich, und ihr Licht färbt alles golden.</w:t>
+        <w:t>36. Jonas: Am Abend, als die Tische abgeräumt und die Reste verteilt sind, bleiben Sophie, Hanna, Elif, Milan und ich noch auf der Piste sitzen. Die Sonne senkt sich, und ihr Licht färbt alles golden.</w:t>
       </w:r>
     </w:p>
     <w:p>
@@ -7997,7 +11057,7 @@
           <w:i w:val="0"/>
           <w:sz w:val="22"/>
         </w:rPr>
-        <w:t>27. Sophie: Weißt du noch, was du mir im Winter auf der Bank am Kanal gesagt hast? Dass der Moment nach dem Absenden der ehrlichste ist.</w:t>
+        <w:t>37. Sophie: Weißt du noch, was du mir im Winter auf der Bank am Kanal gesagt hast? Dass der Moment nach dem Absenden der ehrlichste ist.</w:t>
       </w:r>
     </w:p>
     <w:p>
@@ -8303,7 +11363,7 @@
           <w:i w:val="0"/>
           <w:sz w:val="22"/>
         </w:rPr>
-        <w:t>28. Jonas: Ich erinnere mich. Und heute ist der Moment nach dem Absenden von uns allen. Wir haben es abgeschickt, und es ist auf der Welt. Alles danach ist Konsequenz, und ich freue mich darauf.</w:t>
+        <w:t>38. Jonas: Ich erinnere mich. Und heute ist der Moment nach dem Absenden von uns allen. Wir haben es abgeschickt, und es ist auf der Welt. Alles danach ist Konsequenz, und ich freue mich darauf.</w:t>
       </w:r>
     </w:p>
     <w:p>
@@ -8609,7 +11669,7 @@
           <w:i w:val="0"/>
           <w:sz w:val="22"/>
         </w:rPr>
-        <w:t>29. Hanna: Und es gibt noch viel zu tun. Die erste Verhandlung im Mai, die Wahl am zehnten, die Expertise, Voss. Aber heute Abend haben wir nichts zu tun, als hier zu sitzen.</w:t>
+        <w:t>39. Hanna: Und es gibt noch viel zu tun. Die erste Verhandlung im Mai, die Wahl am zehnten, die Expertise, Voss. Aber heute Abend haben wir nichts zu tun, als hier zu sitzen.</w:t>
       </w:r>
     </w:p>
     <w:p>
@@ -8915,7 +11975,7 @@
           <w:i w:val="0"/>
           <w:sz w:val="22"/>
         </w:rPr>
-        <w:t>30. Elif: Dann sitzen wir hier. Schweigend, wie damals auf dem Dach. Nur dass es diesmal ein ganzes Feld ist, und nicht nur Tee, sondern ... Moment.</w:t>
+        <w:t>40. Elif: Dann sitzen wir hier. Schweigend, wie damals auf dem Dach. Nur dass es diesmal ein ganzes Feld ist, und nicht nur Tee, sondern ... Moment.</w:t>
       </w:r>
     </w:p>
     <w:p>
@@ -9221,7 +12281,7 @@
           <w:i w:val="0"/>
           <w:sz w:val="22"/>
         </w:rPr>
-        <w:t>31. Elif: Ich habe eine Thermoskanne in der Tasche. Kakao mit Rum. Wir haben beim ersten Schnee darüber diskutiert, und ich habe dir damals nicht zugetraut, die Mischung richtig hinzukriegen.</w:t>
+        <w:t>41. Elif: Ich habe eine Thermoskanne in der Tasche. Kakao mit Rum. Wir haben beim ersten Schnee darüber diskutiert, und ich habe dir damals nicht zugetraut, die Mischung richtig hinzukriegen.</w:t>
       </w:r>
     </w:p>
     <w:p>
@@ -9527,7 +12587,7 @@
           <w:i w:val="0"/>
           <w:sz w:val="22"/>
         </w:rPr>
-        <w:t>32. Jonas: Sie schraubt den Deckel auf, gießt dampfenden Kakao in fünf Becher und verteilt sie. Wir heben sie, ohne einen Spruch, ohne ein Wort. Dann trinken wir.</w:t>
+        <w:t>42. Jonas: Sie schraubt den Deckel auf, gießt dampfenden Kakao in fünf Becher und verteilt sie. Wir heben sie, ohne einen Spruch, ohne ein Wort. Dann trinken wir.</w:t>
       </w:r>
     </w:p>
     <w:p>
@@ -9833,7 +12893,7 @@
           <w:i w:val="0"/>
           <w:sz w:val="22"/>
         </w:rPr>
-        <w:t>33. Jonas: Der Kakao schmeckt nach Orange, nach Zimt, nach Rum und nach Schnee. Und nach etwas, das ich noch nicht benennen kann, aber das ich gut kenne: nach Zuhause.</w:t>
+        <w:t>43. Jonas: Der Kakao schmeckt nach Orange, nach Zimt, nach Rum und nach Schnee. Und nach etwas, das ich noch nicht benennen kann, aber das ich gut kenne: nach Zuhause.</w:t>
       </w:r>
     </w:p>
     <w:p>
@@ -10139,7 +13199,7 @@
           <w:i w:val="0"/>
           <w:sz w:val="22"/>
         </w:rPr>
-        <w:t>34. Jonas: Auf dem Rückweg schiebe ich mein Rad neben den anderen her, durch die Dämmerung, über die große, offene Fläche. Ich habe kein Ziel mehr, das ich beweisen müsste. Ich habe Wege.</w:t>
+        <w:t>44. Jonas: Auf dem Rückweg schiebe ich mein Rad neben den anderen her, durch die Dämmerung, über die große, offene Fläche. Ich habe kein Ziel mehr, das ich beweisen müsste. Ich habe Wege.</w:t>
       </w:r>
     </w:p>
     <w:p>
@@ -10445,7 +13505,7 @@
           <w:i w:val="0"/>
           <w:sz w:val="22"/>
         </w:rPr>
-        <w:t>35. Jonas: Ein Fahrrad durch Berlin. Es ist kein Fluchtweg mehr und auch kein Beweis. Es ist ein Weg zu den Menschen, mit denen ich ihn gehe. Ich steige auf, trete in die Pedale, und vor mir öffnet sich die Stadt.</w:t>
+        <w:t>45. Jonas: Ein Fahrrad durch Berlin. Es ist kein Fluchtweg mehr und auch kein Beweis. Es ist ein Weg zu den Menschen, mit denen ich ihn gehe. Ich steige auf, trete in die Pedale, und vor mir öffnet sich die Stadt.</w:t>
       </w:r>
     </w:p>
     <w:p>
